--- a/Spring_Interview/Spring_Boot_Interview_Questions.docx
+++ b/Spring_Interview/Spring_Boot_Interview_Questions.docx
@@ -1459,9 +1459,132 @@
         <w:t>, etc.) to generate HTML content.</w:t>
       </w:r>
     </w:p>
+    <w:p>
+      <w:r>
+        <w:t xml:space="preserve">To return </w:t>
+      </w:r>
+      <w:r>
+        <w:t>JSON from @</w:t>
+      </w:r>
+      <w:r>
+        <w:t>Controller</w:t>
+      </w:r>
+      <w:r>
+        <w:t>,</w:t>
+      </w:r>
+      <w:r>
+        <w:t xml:space="preserve"> </w:t>
+      </w:r>
+      <w:r>
+        <w:t>you</w:t>
+      </w:r>
+      <w:r>
+        <w:t xml:space="preserve"> must explicitly add @ResponseBody</w:t>
+      </w:r>
+      <w:r>
+        <w:t>.</w:t>
+      </w:r>
+    </w:p>
     <w:p/>
     <w:p>
       <w:r>
+        <w:t>@Controller</w:t>
+      </w:r>
+    </w:p>
+    <w:p>
+      <w:r>
+        <w:t xml:space="preserve">public class </w:t>
+      </w:r>
+      <w:proofErr w:type="spellStart"/>
+      <w:r>
+        <w:t>UserController</w:t>
+      </w:r>
+      <w:proofErr w:type="spellEnd"/>
+      <w:r>
+        <w:t xml:space="preserve"> {</w:t>
+      </w:r>
+    </w:p>
+    <w:p>
+      <w:r>
+        <w:t xml:space="preserve">    @GetMapping("/user")</w:t>
+      </w:r>
+    </w:p>
+    <w:p>
+      <w:r>
+        <w:t xml:space="preserve">    @ResponseBody</w:t>
+      </w:r>
+    </w:p>
+    <w:p>
+      <w:r>
+        <w:t xml:space="preserve">    public User </w:t>
+      </w:r>
+      <w:proofErr w:type="spellStart"/>
+      <w:proofErr w:type="gramStart"/>
+      <w:r>
+        <w:t>getUser</w:t>
+      </w:r>
+      <w:proofErr w:type="spellEnd"/>
+      <w:r>
+        <w:t>(</w:t>
+      </w:r>
+      <w:proofErr w:type="gramEnd"/>
+      <w:r>
+        <w:t>) {</w:t>
+      </w:r>
+    </w:p>
+    <w:p>
+      <w:r>
+        <w:t xml:space="preserve">        return new User("John");</w:t>
+      </w:r>
+    </w:p>
+    <w:p>
+      <w:r>
+        <w:t xml:space="preserve">    }</w:t>
+      </w:r>
+    </w:p>
+    <w:p>
+      <w:r>
+        <w:t>}</w:t>
+      </w:r>
+    </w:p>
+    <w:p/>
+    <w:p>
+      <w:r>
+        <w:t xml:space="preserve">Without </w:t>
+      </w:r>
+      <w:r>
+        <w:rPr>
+          <w:rStyle w:val="HTMLCode"/>
+          <w:rFonts w:eastAsiaTheme="minorHAnsi"/>
+        </w:rPr>
+        <w:t>@ResponseBody</w:t>
+      </w:r>
+      <w:r>
+        <w:t xml:space="preserve">, Spring will try to resolve </w:t>
+      </w:r>
+      <w:r>
+        <w:rPr>
+          <w:rStyle w:val="HTMLCode"/>
+          <w:rFonts w:eastAsiaTheme="minorHAnsi"/>
+        </w:rPr>
+        <w:t>"User"</w:t>
+      </w:r>
+      <w:r>
+        <w:t xml:space="preserve"> as a </w:t>
+      </w:r>
+      <w:r>
+        <w:rPr>
+          <w:rStyle w:val="Strong"/>
+        </w:rPr>
+        <w:t>view</w:t>
+      </w:r>
+      <w:r>
+        <w:t>, which is wrong.</w:t>
+      </w:r>
+    </w:p>
+    <w:p/>
+    <w:p>
+      <w:r>
         <w:t>@RestController</w:t>
       </w:r>
     </w:p>
@@ -1472,9 +1595,17 @@
     </w:p>
     <w:p>
       <w:r>
+        <w:lastRenderedPageBreak/>
         <w:t>Used for building RESTful web services that return data in a format other than HTML, typically JSON or XML.</w:t>
       </w:r>
     </w:p>
+    <w:p/>
+    <w:p>
+      <w:r>
+        <w:t>@RestController = @Controller + @ResponseBody</w:t>
+      </w:r>
+    </w:p>
+    <w:p/>
     <w:p>
       <w:pPr>
         <w:pStyle w:val="Heading1"/>
@@ -1515,56 +1646,56 @@
     <w:p/>
     <w:p>
       <w:r>
+        <w:t>They are available under the spring-boot-starter-* naming convention</w:t>
+      </w:r>
+      <w:r>
+        <w:t>.</w:t>
+      </w:r>
+    </w:p>
+    <w:p>
+      <w:pPr>
+        <w:rPr>
+          <w:u w:val="single"/>
+        </w:rPr>
+      </w:pPr>
+    </w:p>
+    <w:p>
+      <w:pPr>
+        <w:rPr>
+          <w:u w:val="single"/>
+        </w:rPr>
+      </w:pPr>
+    </w:p>
+    <w:p>
+      <w:pPr>
+        <w:rPr>
+          <w:u w:val="single"/>
+        </w:rPr>
+      </w:pPr>
+      <w:r>
+        <w:rPr>
+          <w:u w:val="single"/>
+        </w:rPr>
+        <w:t>Key Features of Spring Boot Starters</w:t>
+      </w:r>
+    </w:p>
+    <w:p>
+      <w:r>
+        <w:rPr>
+          <w:rStyle w:val="Strong"/>
+        </w:rPr>
+        <w:t>Convenience</w:t>
+      </w:r>
+      <w:r>
+        <w:t>: Starters aggregate a group of related dependencies.</w:t>
+      </w:r>
+    </w:p>
+    <w:p>
+      <w:r>
+        <w:rPr>
+          <w:rStyle w:val="Strong"/>
+        </w:rPr>
         <w:lastRenderedPageBreak/>
-        <w:t>They are available under the spring-boot-starter-* naming convention</w:t>
-      </w:r>
-      <w:r>
-        <w:t>.</w:t>
-      </w:r>
-    </w:p>
-    <w:p>
-      <w:pPr>
-        <w:rPr>
-          <w:u w:val="single"/>
-        </w:rPr>
-      </w:pPr>
-    </w:p>
-    <w:p>
-      <w:pPr>
-        <w:rPr>
-          <w:u w:val="single"/>
-        </w:rPr>
-      </w:pPr>
-    </w:p>
-    <w:p>
-      <w:pPr>
-        <w:rPr>
-          <w:u w:val="single"/>
-        </w:rPr>
-      </w:pPr>
-      <w:r>
-        <w:rPr>
-          <w:u w:val="single"/>
-        </w:rPr>
-        <w:t>Key Features of Spring Boot Starters</w:t>
-      </w:r>
-    </w:p>
-    <w:p>
-      <w:r>
-        <w:rPr>
-          <w:rStyle w:val="Strong"/>
-        </w:rPr>
-        <w:t>Convenience</w:t>
-      </w:r>
-      <w:r>
-        <w:t>: Starters aggregate a group of related dependencies.</w:t>
-      </w:r>
-    </w:p>
-    <w:p>
-      <w:r>
-        <w:rPr>
-          <w:rStyle w:val="Strong"/>
-        </w:rPr>
         <w:t>Pre-Configured</w:t>
       </w:r>
       <w:r>
@@ -1729,6 +1860,7 @@
     </w:p>
     <w:p>
       <w:r>
+        <w:lastRenderedPageBreak/>
         <w:t xml:space="preserve">        &lt;version&gt;3.0.2&lt;/version&gt;</w:t>
       </w:r>
     </w:p>
@@ -1831,7 +1963,6 @@
     </w:p>
     <w:p>
       <w:r>
-        <w:lastRenderedPageBreak/>
         <w:t xml:space="preserve">If you do not want to inherit from the Spring Boot Starter Parent, you can use the </w:t>
       </w:r>
       <w:r>
@@ -2311,7 +2442,6 @@
           <w:szCs w:val="21"/>
           <w:shd w:val="clear" w:color="auto" w:fill="FCFCF9"/>
         </w:rPr>
-        <w:lastRenderedPageBreak/>
         <w:t xml:space="preserve">                &lt;version&gt;2.5.4&lt;/version&gt;</w:t>
       </w:r>
     </w:p>
@@ -2628,7 +2758,6 @@
         <w:rPr>
           <w:shd w:val="clear" w:color="auto" w:fill="FCFCF9"/>
         </w:rPr>
-        <w:lastRenderedPageBreak/>
         <w:t xml:space="preserve">3. Include the spring-boot-dependencies dependency inside the </w:t>
       </w:r>
       <w:proofErr w:type="spellStart"/>
@@ -2657,6 +2786,7 @@
         <w:pStyle w:val="Heading1"/>
       </w:pPr>
       <w:r>
+        <w:lastRenderedPageBreak/>
         <w:t>What is Spring Boot CLI and what are its benefits?</w:t>
       </w:r>
     </w:p>
@@ -2806,7 +2936,6 @@
     </w:p>
     <w:p>
       <w:r>
-        <w:lastRenderedPageBreak/>
         <w:t> </w:t>
       </w:r>
     </w:p>
@@ -2891,6 +3020,7 @@
         </w:numPr>
       </w:pPr>
       <w:r>
+        <w:lastRenderedPageBreak/>
         <w:t>Easier testing (mock dependencies)</w:t>
       </w:r>
     </w:p>
@@ -3018,7 +3148,6 @@
     </w:p>
     <w:p>
       <w:r>
-        <w:lastRenderedPageBreak/>
         <w:t>@Component</w:t>
       </w:r>
     </w:p>
@@ -3085,6 +3214,7 @@
     </w:p>
     <w:p>
       <w:r>
+        <w:lastRenderedPageBreak/>
         <w:t>}</w:t>
       </w:r>
     </w:p>
@@ -3167,7 +3297,6 @@
         <w:pStyle w:val="Heading1"/>
       </w:pPr>
       <w:r>
-        <w:lastRenderedPageBreak/>
         <w:t>Bean Scope</w:t>
       </w:r>
     </w:p>
@@ -3414,116 +3543,116 @@
         <w:rPr>
           <w:color w:val="0F9ED5" w:themeColor="accent4"/>
         </w:rPr>
+        <w:t>@Component</w:t>
+      </w:r>
+    </w:p>
+    <w:p>
+      <w:pPr>
+        <w:rPr>
+          <w:color w:val="0F9ED5" w:themeColor="accent4"/>
+        </w:rPr>
+      </w:pPr>
+      <w:r>
+        <w:rPr>
+          <w:color w:val="0F9ED5" w:themeColor="accent4"/>
+        </w:rPr>
+        <w:t>@Scope("prototype")</w:t>
+      </w:r>
+    </w:p>
+    <w:p>
+      <w:pPr>
+        <w:rPr>
+          <w:color w:val="0F9ED5" w:themeColor="accent4"/>
+        </w:rPr>
+      </w:pPr>
+      <w:r>
+        <w:rPr>
+          <w:color w:val="0F9ED5" w:themeColor="accent4"/>
+        </w:rPr>
+        <w:t xml:space="preserve">class </w:t>
+      </w:r>
+      <w:proofErr w:type="spellStart"/>
+      <w:r>
+        <w:rPr>
+          <w:color w:val="0F9ED5" w:themeColor="accent4"/>
+        </w:rPr>
+        <w:t>MyService</w:t>
+      </w:r>
+      <w:proofErr w:type="spellEnd"/>
+      <w:r>
+        <w:rPr>
+          <w:color w:val="0F9ED5" w:themeColor="accent4"/>
+        </w:rPr>
+        <w:t xml:space="preserve"> {}</w:t>
+      </w:r>
+    </w:p>
+    <w:p>
+      <w:pPr>
+        <w:rPr>
+          <w:color w:val="0F9ED5" w:themeColor="accent4"/>
+        </w:rPr>
+      </w:pPr>
+    </w:p>
+    <w:p>
+      <w:pPr>
+        <w:rPr>
+          <w:color w:val="0F9ED5" w:themeColor="accent4"/>
+        </w:rPr>
+      </w:pPr>
+    </w:p>
+    <w:p>
+      <w:pPr>
+        <w:rPr>
+          <w:color w:val="0F9ED5" w:themeColor="accent4"/>
+        </w:rPr>
+      </w:pPr>
+      <w:r>
+        <w:rPr>
+          <w:color w:val="0F9ED5" w:themeColor="accent4"/>
+        </w:rPr>
+        <w:t>@Autowired</w:t>
+      </w:r>
+    </w:p>
+    <w:p>
+      <w:pPr>
+        <w:rPr>
+          <w:color w:val="0F9ED5" w:themeColor="accent4"/>
+        </w:rPr>
+      </w:pPr>
+      <w:proofErr w:type="spellStart"/>
+      <w:r>
+        <w:rPr>
+          <w:color w:val="0F9ED5" w:themeColor="accent4"/>
+        </w:rPr>
+        <w:t>ApplicationContext</w:t>
+      </w:r>
+      <w:proofErr w:type="spellEnd"/>
+      <w:r>
+        <w:rPr>
+          <w:color w:val="0F9ED5" w:themeColor="accent4"/>
+        </w:rPr>
+        <w:t xml:space="preserve"> context;</w:t>
+      </w:r>
+    </w:p>
+    <w:p>
+      <w:pPr>
+        <w:rPr>
+          <w:color w:val="0F9ED5" w:themeColor="accent4"/>
+        </w:rPr>
+      </w:pPr>
+    </w:p>
+    <w:p>
+      <w:pPr>
+        <w:rPr>
+          <w:color w:val="0F9ED5" w:themeColor="accent4"/>
+        </w:rPr>
+      </w:pPr>
+      <w:proofErr w:type="spellStart"/>
+      <w:r>
+        <w:rPr>
+          <w:color w:val="0F9ED5" w:themeColor="accent4"/>
+        </w:rPr>
         <w:lastRenderedPageBreak/>
-        <w:t>@Component</w:t>
-      </w:r>
-    </w:p>
-    <w:p>
-      <w:pPr>
-        <w:rPr>
-          <w:color w:val="0F9ED5" w:themeColor="accent4"/>
-        </w:rPr>
-      </w:pPr>
-      <w:r>
-        <w:rPr>
-          <w:color w:val="0F9ED5" w:themeColor="accent4"/>
-        </w:rPr>
-        <w:t>@Scope("prototype")</w:t>
-      </w:r>
-    </w:p>
-    <w:p>
-      <w:pPr>
-        <w:rPr>
-          <w:color w:val="0F9ED5" w:themeColor="accent4"/>
-        </w:rPr>
-      </w:pPr>
-      <w:r>
-        <w:rPr>
-          <w:color w:val="0F9ED5" w:themeColor="accent4"/>
-        </w:rPr>
-        <w:t xml:space="preserve">class </w:t>
-      </w:r>
-      <w:proofErr w:type="spellStart"/>
-      <w:r>
-        <w:rPr>
-          <w:color w:val="0F9ED5" w:themeColor="accent4"/>
-        </w:rPr>
-        <w:t>MyService</w:t>
-      </w:r>
-      <w:proofErr w:type="spellEnd"/>
-      <w:r>
-        <w:rPr>
-          <w:color w:val="0F9ED5" w:themeColor="accent4"/>
-        </w:rPr>
-        <w:t xml:space="preserve"> {}</w:t>
-      </w:r>
-    </w:p>
-    <w:p>
-      <w:pPr>
-        <w:rPr>
-          <w:color w:val="0F9ED5" w:themeColor="accent4"/>
-        </w:rPr>
-      </w:pPr>
-    </w:p>
-    <w:p>
-      <w:pPr>
-        <w:rPr>
-          <w:color w:val="0F9ED5" w:themeColor="accent4"/>
-        </w:rPr>
-      </w:pPr>
-    </w:p>
-    <w:p>
-      <w:pPr>
-        <w:rPr>
-          <w:color w:val="0F9ED5" w:themeColor="accent4"/>
-        </w:rPr>
-      </w:pPr>
-      <w:r>
-        <w:rPr>
-          <w:color w:val="0F9ED5" w:themeColor="accent4"/>
-        </w:rPr>
-        <w:t>@Autowired</w:t>
-      </w:r>
-    </w:p>
-    <w:p>
-      <w:pPr>
-        <w:rPr>
-          <w:color w:val="0F9ED5" w:themeColor="accent4"/>
-        </w:rPr>
-      </w:pPr>
-      <w:proofErr w:type="spellStart"/>
-      <w:r>
-        <w:rPr>
-          <w:color w:val="0F9ED5" w:themeColor="accent4"/>
-        </w:rPr>
-        <w:t>ApplicationContext</w:t>
-      </w:r>
-      <w:proofErr w:type="spellEnd"/>
-      <w:r>
-        <w:rPr>
-          <w:color w:val="0F9ED5" w:themeColor="accent4"/>
-        </w:rPr>
-        <w:t xml:space="preserve"> context;</w:t>
-      </w:r>
-    </w:p>
-    <w:p>
-      <w:pPr>
-        <w:rPr>
-          <w:color w:val="0F9ED5" w:themeColor="accent4"/>
-        </w:rPr>
-      </w:pPr>
-    </w:p>
-    <w:p>
-      <w:pPr>
-        <w:rPr>
-          <w:color w:val="0F9ED5" w:themeColor="accent4"/>
-        </w:rPr>
-      </w:pPr>
-      <w:proofErr w:type="spellStart"/>
-      <w:r>
-        <w:rPr>
-          <w:color w:val="0F9ED5" w:themeColor="accent4"/>
-        </w:rPr>
         <w:t>MyService</w:t>
       </w:r>
       <w:proofErr w:type="spellEnd"/>
@@ -3742,80 +3871,80 @@
         <w:rPr>
           <w:u w:val="single"/>
         </w:rPr>
+        <w:t xml:space="preserve">Flow </w:t>
+      </w:r>
+    </w:p>
+    <w:p>
+      <w:r>
+        <w:rPr>
+          <w:b/>
+          <w:bCs/>
+        </w:rPr>
+        <w:t>Bean Created</w:t>
+      </w:r>
+      <w:r>
+        <w:t xml:space="preserve"> (constructor called)</w:t>
+      </w:r>
+    </w:p>
+    <w:p>
+      <w:r>
+        <w:rPr>
+          <w:b/>
+          <w:bCs/>
+        </w:rPr>
+        <w:t xml:space="preserve">Dependencies Injected: </w:t>
+      </w:r>
+      <w:r>
+        <w:t>Spring injects the dependencies (DI) into the bean.</w:t>
+      </w:r>
+    </w:p>
+    <w:p>
+      <w:r>
+        <w:rPr>
+          <w:b/>
+          <w:bCs/>
+        </w:rPr>
+        <w:t xml:space="preserve">Initialization:  </w:t>
+      </w:r>
+      <w:r>
+        <w:t xml:space="preserve">This is where the bean is "readied" for </w:t>
+      </w:r>
+      <w:r>
+        <w:t>work,</w:t>
+      </w:r>
+      <w:r>
+        <w:t xml:space="preserve"> use the hook @PostConstruct to check this.</w:t>
+      </w:r>
+    </w:p>
+    <w:p>
+      <w:r>
+        <w:rPr>
+          <w:b/>
+          <w:bCs/>
+        </w:rPr>
+        <w:t xml:space="preserve">In Use: </w:t>
+      </w:r>
+      <w:r>
+        <w:t>Being</w:t>
+      </w:r>
+      <w:r>
+        <w:rPr>
+          <w:b/>
+          <w:bCs/>
+        </w:rPr>
+        <w:t xml:space="preserve"> </w:t>
+      </w:r>
+      <w:r>
+        <w:t xml:space="preserve">used by the app </w:t>
+      </w:r>
+    </w:p>
+    <w:p>
+      <w:r>
+        <w:rPr>
+          <w:b/>
+          <w:bCs/>
+        </w:rPr>
         <w:lastRenderedPageBreak/>
-        <w:t xml:space="preserve">Flow </w:t>
-      </w:r>
-    </w:p>
-    <w:p>
-      <w:r>
-        <w:rPr>
-          <w:b/>
-          <w:bCs/>
-        </w:rPr>
-        <w:t>Bean Created</w:t>
-      </w:r>
-      <w:r>
-        <w:t xml:space="preserve"> (constructor called)</w:t>
-      </w:r>
-    </w:p>
-    <w:p>
-      <w:r>
-        <w:rPr>
-          <w:b/>
-          <w:bCs/>
-        </w:rPr>
-        <w:t xml:space="preserve">Dependencies Injected: </w:t>
-      </w:r>
-      <w:r>
-        <w:t>Spring injects the dependencies (DI) into the bean.</w:t>
-      </w:r>
-    </w:p>
-    <w:p>
-      <w:r>
-        <w:rPr>
-          <w:b/>
-          <w:bCs/>
-        </w:rPr>
-        <w:t xml:space="preserve">Initialization:  </w:t>
-      </w:r>
-      <w:r>
-        <w:t xml:space="preserve">This is where the bean is "readied" for </w:t>
-      </w:r>
-      <w:r>
-        <w:t>work,</w:t>
-      </w:r>
-      <w:r>
-        <w:t xml:space="preserve"> use the hook @PostConstruct to check this.</w:t>
-      </w:r>
-    </w:p>
-    <w:p>
-      <w:r>
-        <w:rPr>
-          <w:b/>
-          <w:bCs/>
-        </w:rPr>
-        <w:t xml:space="preserve">In Use: </w:t>
-      </w:r>
-      <w:r>
-        <w:t>Being</w:t>
-      </w:r>
-      <w:r>
-        <w:rPr>
-          <w:b/>
-          <w:bCs/>
-        </w:rPr>
-        <w:t xml:space="preserve"> </w:t>
-      </w:r>
-      <w:r>
-        <w:t xml:space="preserve">used by the app </w:t>
-      </w:r>
-    </w:p>
-    <w:p>
-      <w:r>
-        <w:rPr>
-          <w:b/>
-          <w:bCs/>
-        </w:rPr>
         <w:t>Destruction</w:t>
       </w:r>
       <w:r>
@@ -6156,7 +6285,6 @@
   <w:style w:type="character" w:default="1" w:styleId="DefaultParagraphFont">
     <w:name w:val="Default Paragraph Font"/>
     <w:uiPriority w:val="1"/>
-    <w:semiHidden/>
     <w:unhideWhenUsed/>
   </w:style>
   <w:style w:type="table" w:default="1" w:styleId="TableNormal">

--- a/Spring_Interview/Spring_Boot_Interview_Questions.docx
+++ b/Spring_Interview/Spring_Boot_Interview_Questions.docx
@@ -24,599 +24,1222 @@
         <w:pStyle w:val="Heading1"/>
       </w:pPr>
       <w:r>
-        <w:t xml:space="preserve">What is spring </w:t>
+        <w:t xml:space="preserve">Why spring boot over </w:t>
+      </w:r>
+      <w:r>
+        <w:t>spring?</w:t>
+      </w:r>
+    </w:p>
+    <w:p>
+      <w:r>
+        <w:t>Spring Boot provide many advantages over normal spring framework</w:t>
+      </w:r>
+      <w:r>
+        <w:t>.</w:t>
+      </w:r>
+    </w:p>
+    <w:p>
+      <w:pPr>
+        <w:pStyle w:val="Heading2"/>
+      </w:pPr>
+      <w:r>
+        <w:t>Easy to use</w:t>
+      </w:r>
+      <w:r>
+        <w:t xml:space="preserve">- </w:t>
+      </w:r>
+    </w:p>
+    <w:p>
+      <w:r>
+        <w:t>Remove boilerplate codes</w:t>
+      </w:r>
+    </w:p>
+    <w:p>
+      <w:pPr>
+        <w:pStyle w:val="Heading2"/>
+      </w:pPr>
+      <w:r>
+        <w:t>Production Ready applications-</w:t>
+      </w:r>
+      <w:r>
+        <w:t xml:space="preserve"> </w:t>
+      </w:r>
+    </w:p>
+    <w:p>
+      <w:r>
+        <w:t>A</w:t>
+      </w:r>
+      <w:r>
+        <w:t>ctuator</w:t>
+      </w:r>
+      <w:r>
+        <w:t xml:space="preserve"> m</w:t>
+      </w:r>
+      <w:r>
+        <w:t>etri</w:t>
+      </w:r>
+      <w:r>
+        <w:t>cs</w:t>
+      </w:r>
+      <w:r>
+        <w:t>, Health Check and many features are designed for production ready application.</w:t>
+      </w:r>
+      <w:r>
+        <w:t xml:space="preserve"> </w:t>
+      </w:r>
+      <w:r>
+        <w:t>Monitoring without extra setup</w:t>
+      </w:r>
+      <w:r>
+        <w:t>.</w:t>
+      </w:r>
+    </w:p>
+    <w:p>
+      <w:pPr>
+        <w:pStyle w:val="Heading2"/>
+      </w:pPr>
+      <w:r>
+        <w:t>Provide Dependency Management</w:t>
+      </w:r>
+    </w:p>
+    <w:p>
+      <w:r>
+        <w:t xml:space="preserve">Spring Boot’s dependency management is about </w:t>
+      </w:r>
+      <w:r>
+        <w:rPr>
+          <w:b/>
+          <w:bCs/>
+        </w:rPr>
+        <w:t xml:space="preserve">controlling versions for </w:t>
       </w:r>
       <w:proofErr w:type="gramStart"/>
       <w:r>
-        <w:t>boot</w:t>
-      </w:r>
-      <w:r>
-        <w:t xml:space="preserve"> </w:t>
-      </w:r>
-      <w:r>
-        <w:t>?</w:t>
+        <w:rPr>
+          <w:b/>
+          <w:bCs/>
+        </w:rPr>
+        <w:t>you</w:t>
       </w:r>
       <w:proofErr w:type="gramEnd"/>
       <w:r>
-        <w:t xml:space="preserve"> </w:t>
-      </w:r>
-    </w:p>
-    <w:p>
-      <w:pPr>
-        <w:pStyle w:val="ListParagraph"/>
+        <w:rPr>
+          <w:b/>
+          <w:bCs/>
+        </w:rPr>
+        <w:t xml:space="preserve"> so everything works together without conflicts</w:t>
+      </w:r>
+      <w:r>
+        <w:t xml:space="preserve">. </w:t>
+      </w:r>
+    </w:p>
+    <w:p>
+      <w:r>
+        <w:t xml:space="preserve">Core </w:t>
+      </w:r>
+      <w:proofErr w:type="gramStart"/>
+      <w:r>
+        <w:t>Idea :</w:t>
+      </w:r>
+      <w:proofErr w:type="gramEnd"/>
+      <w:r>
+        <w:t xml:space="preserve"> Spring Boot provides </w:t>
+      </w:r>
+      <w:r>
+        <w:rPr>
+          <w:b/>
+          <w:bCs/>
+        </w:rPr>
+        <w:t>centralized, curated dependency versions</w:t>
+      </w:r>
+      <w:r>
+        <w:t xml:space="preserve"> so you don’t have to specify them manually.</w:t>
+      </w:r>
+    </w:p>
+    <w:p>
+      <w:r>
+        <w:t> </w:t>
+      </w:r>
+    </w:p>
+    <w:p>
+      <w:r>
+        <w:rPr>
+          <w:rFonts w:ascii="Apple Color Emoji" w:hAnsi="Apple Color Emoji" w:cs="Apple Color Emoji"/>
+        </w:rPr>
+        <w:t>🔹</w:t>
+      </w:r>
+      <w:r>
+        <w:t xml:space="preserve"> Without Spring Boot</w:t>
+      </w:r>
+    </w:p>
+    <w:p>
+      <w:r>
+        <w:t>You must manage versions yourself:</w:t>
+      </w:r>
+    </w:p>
+    <w:p>
+      <w:r>
+        <w:t> </w:t>
+      </w:r>
+    </w:p>
+    <w:p>
+      <w:r>
+        <w:rPr>
+          <w:rFonts w:ascii="Apple Color Emoji" w:hAnsi="Apple Color Emoji" w:cs="Apple Color Emoji"/>
+        </w:rPr>
+        <w:t>❌</w:t>
+      </w:r>
+      <w:r>
+        <w:t xml:space="preserve"> Problems:</w:t>
+      </w:r>
+    </w:p>
+    <w:p>
+      <w:pPr>
         <w:numPr>
           <w:ilvl w:val="0"/>
-          <w:numId w:val="2"/>
+          <w:numId w:val="17"/>
         </w:numPr>
-        <w:rPr>
-          <w:bCs/>
-        </w:rPr>
-      </w:pPr>
-      <w:r>
-        <w:rPr>
-          <w:bCs/>
-        </w:rPr>
-        <w:t>Spring Boot is a Java framework that makes it easier to create and run Java applications.</w:t>
-      </w:r>
-    </w:p>
-    <w:p>
-      <w:pPr>
-        <w:pStyle w:val="ListParagraph"/>
+      </w:pPr>
+      <w:r>
+        <w:t xml:space="preserve">Version conflicts </w:t>
+      </w:r>
+    </w:p>
+    <w:p>
+      <w:pPr>
         <w:numPr>
           <w:ilvl w:val="0"/>
-          <w:numId w:val="2"/>
+          <w:numId w:val="17"/>
         </w:numPr>
-        <w:rPr>
-          <w:bCs/>
-        </w:rPr>
-      </w:pPr>
-      <w:r>
-        <w:rPr>
-          <w:bCs/>
-        </w:rPr>
-        <w:t>It simplifies the configuration and setup process, allowing</w:t>
-      </w:r>
-      <w:r>
-        <w:rPr>
-          <w:bCs/>
-        </w:rPr>
-        <w:t xml:space="preserve"> </w:t>
-      </w:r>
-      <w:r>
-        <w:rPr>
-          <w:bCs/>
-        </w:rPr>
-        <w:t xml:space="preserve">developers to focus more on writing code for their </w:t>
-      </w:r>
-      <w:r>
-        <w:rPr>
-          <w:bCs/>
-        </w:rPr>
-        <w:t>applications,</w:t>
-      </w:r>
-      <w:r>
-        <w:rPr>
-          <w:bCs/>
-        </w:rPr>
-        <w:t xml:space="preserve"> which will avoid a lot of boiler plate code.</w:t>
-      </w:r>
-    </w:p>
-    <w:p>
-      <w:pPr>
-        <w:pStyle w:val="ListParagraph"/>
+      </w:pPr>
+      <w:r>
+        <w:t xml:space="preserve">Compatibility issues </w:t>
+      </w:r>
+    </w:p>
+    <w:p>
+      <w:pPr>
         <w:numPr>
           <w:ilvl w:val="0"/>
-          <w:numId w:val="2"/>
+          <w:numId w:val="17"/>
         </w:numPr>
-        <w:rPr>
+      </w:pPr>
+      <w:r>
+        <w:t>Manual upgrades</w:t>
+      </w:r>
+    </w:p>
+    <w:p>
+      <w:r>
+        <w:t> </w:t>
+      </w:r>
+    </w:p>
+    <w:p>
+      <w:r>
+        <w:rPr>
+          <w:rFonts w:ascii="Apple Color Emoji" w:hAnsi="Apple Color Emoji" w:cs="Apple Color Emoji"/>
+        </w:rPr>
+        <w:lastRenderedPageBreak/>
+        <w:t>🔹</w:t>
+      </w:r>
+      <w:r>
+        <w:t>With Spring Boot</w:t>
+      </w:r>
+    </w:p>
+    <w:p>
+      <w:r>
+        <w:t>Spring Boot uses several key tools to manage dependencies effectively:</w:t>
+      </w:r>
+    </w:p>
+    <w:p>
+      <w:r>
+        <w:rPr>
+          <w:u w:val="single"/>
+        </w:rPr>
+        <w:t>Starter Dependencies</w:t>
+      </w:r>
+    </w:p>
+    <w:p>
+      <w:r>
+        <w:t xml:space="preserve">A starter is a </w:t>
+      </w:r>
+      <w:r>
+        <w:rPr>
+          <w:b/>
           <w:bCs/>
         </w:rPr>
-      </w:pPr>
-      <w:r>
-        <w:rPr>
-          <w:bCs/>
-        </w:rPr>
-        <w:t>Spring Boot, a module of the Spring framework, facilitates Rapid Application Development (RAD) capabilities.</w:t>
-      </w:r>
-    </w:p>
-    <w:p>
-      <w:pPr>
-        <w:pStyle w:val="ListParagraph"/>
-        <w:rPr>
-          <w:bCs/>
-        </w:rPr>
-      </w:pPr>
-    </w:p>
-    <w:p>
-      <w:pPr>
-        <w:pStyle w:val="ListParagraph"/>
-        <w:numPr>
-          <w:ilvl w:val="1"/>
-          <w:numId w:val="4"/>
-        </w:numPr>
-        <w:rPr>
-          <w:bCs/>
-        </w:rPr>
-      </w:pPr>
-      <w:r>
-        <w:rPr>
-          <w:bCs/>
-        </w:rPr>
-        <w:t xml:space="preserve">Configurations </w:t>
-      </w:r>
-      <w:r>
-        <w:rPr>
-          <w:bCs/>
-        </w:rPr>
-        <w:t>(xml,</w:t>
-      </w:r>
-      <w:r>
-        <w:rPr>
-          <w:bCs/>
-        </w:rPr>
-        <w:t xml:space="preserve"> </w:t>
-      </w:r>
-      <w:r>
-        <w:rPr>
-          <w:bCs/>
-        </w:rPr>
-        <w:t>session,</w:t>
-      </w:r>
-      <w:r>
-        <w:rPr>
-          <w:bCs/>
-        </w:rPr>
-        <w:t xml:space="preserve"> </w:t>
-      </w:r>
-      <w:r>
-        <w:rPr>
-          <w:bCs/>
-        </w:rPr>
-        <w:t>bean,</w:t>
-      </w:r>
-      <w:r>
-        <w:rPr>
-          <w:bCs/>
-        </w:rPr>
-        <w:t xml:space="preserve"> transactions)</w:t>
-      </w:r>
-    </w:p>
-    <w:p>
-      <w:pPr>
-        <w:pStyle w:val="ListParagraph"/>
-        <w:numPr>
-          <w:ilvl w:val="1"/>
-          <w:numId w:val="4"/>
-        </w:numPr>
-        <w:rPr>
-          <w:bCs/>
-        </w:rPr>
-      </w:pPr>
-      <w:r>
-        <w:rPr>
-          <w:bCs/>
-        </w:rPr>
-        <w:t xml:space="preserve">Dependency Management </w:t>
-      </w:r>
-      <w:r>
-        <w:rPr>
-          <w:bCs/>
-        </w:rPr>
-        <w:t>(</w:t>
-      </w:r>
-      <w:r>
-        <w:rPr>
-          <w:bCs/>
-        </w:rPr>
-        <w:t xml:space="preserve">all the transitive dependencies will be fetched and auto </w:t>
-      </w:r>
-      <w:r>
-        <w:rPr>
-          <w:bCs/>
-        </w:rPr>
-        <w:t>configured)</w:t>
-      </w:r>
-    </w:p>
-    <w:p>
-      <w:pPr>
-        <w:pStyle w:val="ListParagraph"/>
-        <w:numPr>
-          <w:ilvl w:val="1"/>
-          <w:numId w:val="4"/>
-        </w:numPr>
-        <w:rPr>
-          <w:bCs/>
-        </w:rPr>
-      </w:pPr>
-      <w:r>
-        <w:rPr>
-          <w:bCs/>
-        </w:rPr>
-        <w:t>Embedded server</w:t>
-      </w:r>
-      <w:r>
-        <w:rPr>
-          <w:bCs/>
-        </w:rPr>
-        <w:t xml:space="preserve"> (In normal Spring </w:t>
-      </w:r>
-      <w:r>
-        <w:rPr>
-          <w:bCs/>
-        </w:rPr>
-        <w:t>applications,</w:t>
-      </w:r>
-      <w:r>
-        <w:rPr>
-          <w:bCs/>
-        </w:rPr>
-        <w:t xml:space="preserve"> you </w:t>
-      </w:r>
-      <w:r>
-        <w:rPr>
-          <w:bCs/>
-        </w:rPr>
-        <w:t>must</w:t>
-      </w:r>
-      <w:r>
-        <w:rPr>
-          <w:bCs/>
-        </w:rPr>
-        <w:t xml:space="preserve"> </w:t>
-      </w:r>
-      <w:r>
-        <w:rPr>
-          <w:bCs/>
-        </w:rPr>
-        <w:t xml:space="preserve">first install tomcat separately in your </w:t>
-      </w:r>
-      <w:r>
-        <w:rPr>
-          <w:bCs/>
-        </w:rPr>
-        <w:t>system,</w:t>
-      </w:r>
-      <w:r>
-        <w:rPr>
-          <w:bCs/>
-        </w:rPr>
-        <w:t xml:space="preserve"> then configure it in your applications to run</w:t>
-      </w:r>
-      <w:r>
-        <w:rPr>
-          <w:bCs/>
-        </w:rPr>
-        <w:t>)</w:t>
-      </w:r>
-    </w:p>
-    <w:p>
-      <w:pPr>
-        <w:pStyle w:val="Heading1"/>
-      </w:pPr>
-      <w:r>
-        <w:t xml:space="preserve">Why spring boot over </w:t>
-      </w:r>
-      <w:r>
-        <w:t>spring?</w:t>
-      </w:r>
-    </w:p>
-    <w:p>
-      <w:r>
-        <w:t>Spring Boot provide many advantages over normal spring framework</w:t>
-      </w:r>
-      <w:r>
-        <w:t>.</w:t>
-      </w:r>
-    </w:p>
-    <w:p>
-      <w:pPr>
-        <w:pStyle w:val="ListParagraph"/>
-      </w:pPr>
-    </w:p>
-    <w:p>
-      <w:pPr>
-        <w:pStyle w:val="ListParagraph"/>
+        <w:t xml:space="preserve">predefined dependency bundle </w:t>
+      </w:r>
+      <w:r>
+        <w:t>that group related libraries for specific tasks</w:t>
+      </w:r>
+    </w:p>
+    <w:p>
+      <w:proofErr w:type="gramStart"/>
+      <w:r>
+        <w:rPr>
+          <w:u w:val="single"/>
+        </w:rPr>
+        <w:t>Example :</w:t>
+      </w:r>
+      <w:proofErr w:type="gramEnd"/>
+    </w:p>
+    <w:p>
+      <w:pPr>
         <w:numPr>
           <w:ilvl w:val="0"/>
-          <w:numId w:val="11"/>
+          <w:numId w:val="18"/>
         </w:numPr>
       </w:pPr>
+      <w:r>
+        <w:t xml:space="preserve">spring-boot-starter-web </w:t>
+      </w:r>
+    </w:p>
+    <w:p>
+      <w:pPr>
+        <w:numPr>
+          <w:ilvl w:val="0"/>
+          <w:numId w:val="18"/>
+        </w:numPr>
+      </w:pPr>
+      <w:r>
+        <w:t>spring-boot-starter-data-</w:t>
+      </w:r>
+      <w:proofErr w:type="spellStart"/>
+      <w:r>
+        <w:t>jpa</w:t>
+      </w:r>
+      <w:proofErr w:type="spellEnd"/>
+      <w:r>
+        <w:t xml:space="preserve"> </w:t>
+      </w:r>
+    </w:p>
+    <w:p>
+      <w:pPr>
+        <w:numPr>
+          <w:ilvl w:val="0"/>
+          <w:numId w:val="18"/>
+        </w:numPr>
+      </w:pPr>
+      <w:r>
+        <w:t>spring-boot-starter-security</w:t>
+      </w:r>
+    </w:p>
+    <w:p>
+      <w:r>
+        <w:t> </w:t>
+      </w:r>
+    </w:p>
+    <w:p>
+      <w:r>
+        <w:t>spring-boot-starter-web</w:t>
+      </w:r>
+    </w:p>
+    <w:p>
+      <w:r>
+        <w:t>Includes:</w:t>
+      </w:r>
+    </w:p>
+    <w:p>
+      <w:pPr>
+        <w:numPr>
+          <w:ilvl w:val="0"/>
+          <w:numId w:val="19"/>
+        </w:numPr>
+      </w:pPr>
+      <w:r>
+        <w:t xml:space="preserve">Spring MVC </w:t>
+      </w:r>
+    </w:p>
+    <w:p>
+      <w:pPr>
+        <w:numPr>
+          <w:ilvl w:val="0"/>
+          <w:numId w:val="19"/>
+        </w:numPr>
+      </w:pPr>
+      <w:r>
+        <w:t xml:space="preserve">Jackson </w:t>
+      </w:r>
+    </w:p>
+    <w:p>
+      <w:pPr>
+        <w:numPr>
+          <w:ilvl w:val="0"/>
+          <w:numId w:val="19"/>
+        </w:numPr>
+      </w:pPr>
+      <w:r>
+        <w:t xml:space="preserve">Validation </w:t>
+      </w:r>
+    </w:p>
+    <w:p>
+      <w:pPr>
+        <w:numPr>
+          <w:ilvl w:val="0"/>
+          <w:numId w:val="19"/>
+        </w:numPr>
+      </w:pPr>
+      <w:r>
+        <w:t xml:space="preserve">Embedded server </w:t>
+      </w:r>
+    </w:p>
+    <w:p>
+      <w:r>
+        <w:rPr>
+          <w:rFonts w:ascii="Apple Color Emoji" w:hAnsi="Apple Color Emoji" w:cs="Apple Color Emoji"/>
+        </w:rPr>
+        <w:t>👉</w:t>
+      </w:r>
+      <w:r>
+        <w:t xml:space="preserve"> All with compatible versions</w:t>
+      </w:r>
+    </w:p>
+    <w:p>
+      <w:r>
+        <w:rPr>
+          <w:u w:val="single"/>
+        </w:rPr>
+        <w:t xml:space="preserve">Parent POM </w:t>
+      </w:r>
+    </w:p>
+    <w:p>
+      <w:r>
+        <w:t> </w:t>
+      </w:r>
+    </w:p>
+    <w:p>
+      <w:r>
+        <w:t xml:space="preserve">Typically identified by the artifact </w:t>
+      </w:r>
       <w:r>
         <w:rPr>
           <w:b/>
           <w:bCs/>
         </w:rPr>
-        <w:t>Easy to use</w:t>
-      </w:r>
-      <w:r>
-        <w:t>- Remove boilerplate codes</w:t>
-      </w:r>
-    </w:p>
-    <w:p>
-      <w:pPr>
-        <w:pStyle w:val="ListParagraph"/>
+        <w:t>spring-boot-starter-</w:t>
+      </w:r>
+      <w:proofErr w:type="gramStart"/>
+      <w:r>
+        <w:rPr>
+          <w:b/>
+          <w:bCs/>
+        </w:rPr>
+        <w:t xml:space="preserve">parent </w:t>
+      </w:r>
+      <w:r>
+        <w:t>,</w:t>
+      </w:r>
+      <w:proofErr w:type="gramEnd"/>
+      <w:r>
+        <w:t xml:space="preserve"> is a special starter project that provides sensible defaults and centralized dependency management for Maven-based applications.</w:t>
+      </w:r>
+    </w:p>
+    <w:p>
+      <w:r>
+        <w:t> </w:t>
+      </w:r>
+    </w:p>
+    <w:p>
+      <w:r>
+        <w:lastRenderedPageBreak/>
+        <w:t>&lt;parent&gt;</w:t>
+      </w:r>
+    </w:p>
+    <w:p>
+      <w:r>
+        <w:t xml:space="preserve">    </w:t>
+      </w:r>
+      <w:proofErr w:type="gramStart"/>
+      <w:r>
+        <w:t>&lt;</w:t>
+      </w:r>
+      <w:proofErr w:type="spellStart"/>
+      <w:r>
+        <w:t>groupId</w:t>
+      </w:r>
+      <w:proofErr w:type="spellEnd"/>
+      <w:r>
+        <w:t>&gt;</w:t>
+      </w:r>
+      <w:proofErr w:type="spellStart"/>
+      <w:r>
+        <w:t>org.springframework.boot</w:t>
+      </w:r>
+      <w:proofErr w:type="spellEnd"/>
+      <w:proofErr w:type="gramEnd"/>
+      <w:r>
+        <w:t>&lt;/</w:t>
+      </w:r>
+      <w:proofErr w:type="spellStart"/>
+      <w:r>
+        <w:t>groupId</w:t>
+      </w:r>
+      <w:proofErr w:type="spellEnd"/>
+      <w:r>
+        <w:t>&gt;</w:t>
+      </w:r>
+    </w:p>
+    <w:p>
+      <w:r>
+        <w:t xml:space="preserve">    &lt;</w:t>
+      </w:r>
+      <w:proofErr w:type="spellStart"/>
+      <w:r>
+        <w:t>artifactId</w:t>
+      </w:r>
+      <w:proofErr w:type="spellEnd"/>
+      <w:r>
+        <w:t>&gt;spring-boot-starter-parent&lt;/</w:t>
+      </w:r>
+      <w:proofErr w:type="spellStart"/>
+      <w:r>
+        <w:t>artifactId</w:t>
+      </w:r>
+      <w:proofErr w:type="spellEnd"/>
+      <w:r>
+        <w:t>&gt;</w:t>
+      </w:r>
+    </w:p>
+    <w:p>
+      <w:r>
+        <w:t xml:space="preserve">    &lt;version&gt;3.x.x&lt;/version&gt;</w:t>
+      </w:r>
+    </w:p>
+    <w:p>
+      <w:r>
+        <w:t>&lt;/parent&gt;</w:t>
+      </w:r>
+    </w:p>
+    <w:p>
+      <w:r>
+        <w:t> </w:t>
+      </w:r>
+    </w:p>
+    <w:p>
+      <w:r>
+        <w:rPr>
+          <w:u w:val="single"/>
+        </w:rPr>
+        <w:t>Bill of Materials (BOM)</w:t>
+      </w:r>
+    </w:p>
+    <w:p>
+      <w:r>
+        <w:t xml:space="preserve">The </w:t>
+      </w:r>
+      <w:r>
+        <w:rPr>
+          <w:b/>
+          <w:bCs/>
+        </w:rPr>
+        <w:t>spring-boot-dependencies</w:t>
+      </w:r>
+      <w:r>
+        <w:t xml:space="preserve"> artifact acts as the BOM, listing compatible versions for hundreds of libraries.</w:t>
+      </w:r>
+    </w:p>
+    <w:p>
+      <w:r>
+        <w:t>If you cannot use a parent (e.g., your project already has another parent</w:t>
+      </w:r>
+      <w:proofErr w:type="gramStart"/>
+      <w:r>
+        <w:t>) ,</w:t>
+      </w:r>
+      <w:proofErr w:type="gramEnd"/>
+      <w:r>
+        <w:t xml:space="preserve"> you can use BOM.</w:t>
+      </w:r>
+    </w:p>
+    <w:p>
+      <w:r>
+        <w:t> </w:t>
+      </w:r>
+    </w:p>
+    <w:p>
+      <w:r>
+        <w:t>&lt;</w:t>
+      </w:r>
+      <w:proofErr w:type="spellStart"/>
+      <w:r>
+        <w:t>dependencyManagement</w:t>
+      </w:r>
+      <w:proofErr w:type="spellEnd"/>
+      <w:r>
+        <w:t>&gt;</w:t>
+      </w:r>
+    </w:p>
+    <w:p>
+      <w:r>
+        <w:t xml:space="preserve">    &lt;dependencies&gt;</w:t>
+      </w:r>
+    </w:p>
+    <w:p>
+      <w:r>
+        <w:t xml:space="preserve">        &lt;dependency&gt;</w:t>
+      </w:r>
+    </w:p>
+    <w:p>
+      <w:r>
+        <w:t xml:space="preserve">            </w:t>
+      </w:r>
+      <w:proofErr w:type="gramStart"/>
+      <w:r>
+        <w:t>&lt;</w:t>
+      </w:r>
+      <w:proofErr w:type="spellStart"/>
+      <w:r>
+        <w:t>groupId</w:t>
+      </w:r>
+      <w:proofErr w:type="spellEnd"/>
+      <w:r>
+        <w:t>&gt;</w:t>
+      </w:r>
+      <w:proofErr w:type="spellStart"/>
+      <w:r>
+        <w:t>org.springframework.boot</w:t>
+      </w:r>
+      <w:proofErr w:type="spellEnd"/>
+      <w:proofErr w:type="gramEnd"/>
+      <w:r>
+        <w:t>&lt;/</w:t>
+      </w:r>
+      <w:proofErr w:type="spellStart"/>
+      <w:r>
+        <w:t>groupId</w:t>
+      </w:r>
+      <w:proofErr w:type="spellEnd"/>
+      <w:r>
+        <w:t>&gt;</w:t>
+      </w:r>
+    </w:p>
+    <w:p>
+      <w:r>
+        <w:t xml:space="preserve">            &lt;</w:t>
+      </w:r>
+      <w:proofErr w:type="spellStart"/>
+      <w:r>
+        <w:t>artifactId</w:t>
+      </w:r>
+      <w:proofErr w:type="spellEnd"/>
+      <w:r>
+        <w:t>&gt;spring-boot-dependencies&lt;/</w:t>
+      </w:r>
+      <w:proofErr w:type="spellStart"/>
+      <w:r>
+        <w:t>artifactId</w:t>
+      </w:r>
+      <w:proofErr w:type="spellEnd"/>
+      <w:r>
+        <w:t>&gt;</w:t>
+      </w:r>
+    </w:p>
+    <w:p>
+      <w:r>
+        <w:t xml:space="preserve">            &lt;version&gt;3.x.x&lt;/version&gt;</w:t>
+      </w:r>
+    </w:p>
+    <w:p>
+      <w:r>
+        <w:t xml:space="preserve">            &lt;type&gt;pom&lt;/type&gt;</w:t>
+      </w:r>
+    </w:p>
+    <w:p>
+      <w:r>
+        <w:t xml:space="preserve">            &lt;scope&gt;import&lt;/scope&gt;</w:t>
+      </w:r>
+    </w:p>
+    <w:p>
+      <w:r>
+        <w:t xml:space="preserve">        &lt;/dependency&gt;</w:t>
+      </w:r>
+    </w:p>
+    <w:p>
+      <w:r>
+        <w:t xml:space="preserve">    &lt;/dependencies&gt;</w:t>
+      </w:r>
+    </w:p>
+    <w:p>
+      <w:r>
+        <w:t>&lt;/</w:t>
+      </w:r>
+      <w:proofErr w:type="spellStart"/>
+      <w:r>
+        <w:t>dependencyManagement</w:t>
+      </w:r>
+      <w:proofErr w:type="spellEnd"/>
+      <w:r>
+        <w:t>&gt;</w:t>
+      </w:r>
+    </w:p>
+    <w:p/>
+    <w:p/>
+    <w:p>
+      <w:pPr>
+        <w:pStyle w:val="Heading2"/>
+      </w:pPr>
+      <w:r>
+        <w:t>Enable Auto Configuration</w:t>
+      </w:r>
+    </w:p>
+    <w:p>
+      <w:r>
+        <w:t xml:space="preserve">Spring Boot automatically configures beans </w:t>
+      </w:r>
+      <w:r>
+        <w:rPr>
+          <w:b/>
+          <w:bCs/>
+        </w:rPr>
+        <w:t xml:space="preserve">based on </w:t>
+      </w:r>
+      <w:proofErr w:type="spellStart"/>
+      <w:r>
+        <w:rPr>
+          <w:b/>
+          <w:bCs/>
+        </w:rPr>
+        <w:t>classpath</w:t>
+      </w:r>
+      <w:proofErr w:type="spellEnd"/>
+      <w:r>
+        <w:rPr>
+          <w:b/>
+          <w:bCs/>
+        </w:rPr>
+        <w:t xml:space="preserve">, properties, and existing beans </w:t>
+      </w:r>
+    </w:p>
+    <w:p>
+      <w:r>
+        <w:t> </w:t>
+      </w:r>
+    </w:p>
+    <w:p>
+      <w:r>
+        <w:t>Spring Boot auto-configuration works by loading configuration classes via @</w:t>
+      </w:r>
+      <w:proofErr w:type="gramStart"/>
+      <w:r>
+        <w:t>EnableAutoConfiguration ,</w:t>
+      </w:r>
+      <w:proofErr w:type="gramEnd"/>
+      <w:r>
+        <w:t xml:space="preserve"> automatically / conditionally creating beans based on </w:t>
+      </w:r>
+      <w:proofErr w:type="spellStart"/>
+      <w:r>
+        <w:t>classpath</w:t>
+      </w:r>
+      <w:proofErr w:type="spellEnd"/>
+      <w:r>
+        <w:t>, properties, and existing beans.</w:t>
+      </w:r>
+    </w:p>
+    <w:p>
+      <w:r>
+        <w:t> </w:t>
+      </w:r>
+    </w:p>
+    <w:p>
+      <w:proofErr w:type="gramStart"/>
+      <w:r>
+        <w:t>Example :</w:t>
+      </w:r>
+      <w:proofErr w:type="gramEnd"/>
+      <w:r>
+        <w:t xml:space="preserve"> </w:t>
+      </w:r>
+    </w:p>
+    <w:p>
+      <w:r>
+        <w:t> </w:t>
+      </w:r>
+    </w:p>
+    <w:p>
+      <w:r>
+        <w:t xml:space="preserve">When we </w:t>
+      </w:r>
+      <w:proofErr w:type="gramStart"/>
+      <w:r>
+        <w:t>add :</w:t>
+      </w:r>
+      <w:proofErr w:type="gramEnd"/>
+      <w:r>
+        <w:t xml:space="preserve"> </w:t>
+      </w:r>
+    </w:p>
+    <w:p>
+      <w:r>
+        <w:t> </w:t>
+      </w:r>
+    </w:p>
+    <w:p>
+      <w:r>
+        <w:t>spring-boot-starter-data-</w:t>
+      </w:r>
+      <w:proofErr w:type="spellStart"/>
+      <w:r>
+        <w:t>jpa</w:t>
+      </w:r>
+      <w:proofErr w:type="spellEnd"/>
+    </w:p>
+    <w:p>
+      <w:proofErr w:type="spellStart"/>
+      <w:proofErr w:type="gramStart"/>
+      <w:r>
+        <w:t>application.properties</w:t>
+      </w:r>
+      <w:proofErr w:type="spellEnd"/>
+      <w:proofErr w:type="gramEnd"/>
+    </w:p>
+    <w:p>
+      <w:r>
+        <w:t> </w:t>
+      </w:r>
+    </w:p>
+    <w:p>
+      <w:r>
+        <w:t>spring.datasource.url=</w:t>
+      </w:r>
+      <w:proofErr w:type="spellStart"/>
+      <w:proofErr w:type="gramStart"/>
+      <w:r>
+        <w:t>jdbc:mysql</w:t>
+      </w:r>
+      <w:proofErr w:type="spellEnd"/>
+      <w:r>
+        <w:t>:</w:t>
+      </w:r>
+      <w:r>
+        <w:rPr>
+          <w:i/>
+          <w:iCs/>
+        </w:rPr>
+        <w:t>//localhost:3306/test</w:t>
+      </w:r>
+      <w:proofErr w:type="gramEnd"/>
+    </w:p>
+    <w:p>
+      <w:proofErr w:type="spellStart"/>
+      <w:proofErr w:type="gramStart"/>
+      <w:r>
+        <w:t>spring.datasource</w:t>
+      </w:r>
+      <w:proofErr w:type="gramEnd"/>
+      <w:r>
+        <w:t>.username</w:t>
+      </w:r>
+      <w:proofErr w:type="spellEnd"/>
+      <w:r>
+        <w:t>=root</w:t>
+      </w:r>
+    </w:p>
+    <w:p>
+      <w:proofErr w:type="spellStart"/>
+      <w:proofErr w:type="gramStart"/>
+      <w:r>
+        <w:t>spring.datasource</w:t>
+      </w:r>
+      <w:proofErr w:type="gramEnd"/>
+      <w:r>
+        <w:t>.password</w:t>
+      </w:r>
+      <w:proofErr w:type="spellEnd"/>
+      <w:r>
+        <w:t>=root</w:t>
+      </w:r>
+    </w:p>
+    <w:p>
+      <w:r>
+        <w:t> </w:t>
+      </w:r>
+    </w:p>
+    <w:p>
+      <w:r>
+        <w:t> </w:t>
+      </w:r>
+    </w:p>
+    <w:p>
+      <w:r>
+        <w:rPr>
+          <w:rFonts w:ascii="Apple Color Emoji" w:hAnsi="Apple Color Emoji" w:cs="Apple Color Emoji"/>
+        </w:rPr>
+        <w:t>👉</w:t>
+      </w:r>
+      <w:r>
+        <w:t xml:space="preserve"> Spring Boot automatically configures:</w:t>
+      </w:r>
+    </w:p>
+    <w:p>
+      <w:pPr>
         <w:numPr>
           <w:ilvl w:val="0"/>
-          <w:numId w:val="11"/>
+          <w:numId w:val="20"/>
         </w:numPr>
       </w:pPr>
+      <w:proofErr w:type="spellStart"/>
+      <w:r>
+        <w:t>DataSource</w:t>
+      </w:r>
+      <w:proofErr w:type="spellEnd"/>
+      <w:r>
+        <w:t xml:space="preserve"> </w:t>
+      </w:r>
+    </w:p>
+    <w:p>
+      <w:pPr>
+        <w:numPr>
+          <w:ilvl w:val="0"/>
+          <w:numId w:val="20"/>
+        </w:numPr>
+      </w:pPr>
+      <w:proofErr w:type="spellStart"/>
+      <w:r>
+        <w:t>EntityManager</w:t>
+      </w:r>
+      <w:proofErr w:type="spellEnd"/>
+      <w:r>
+        <w:t xml:space="preserve"> </w:t>
+      </w:r>
+    </w:p>
+    <w:p>
+      <w:pPr>
+        <w:numPr>
+          <w:ilvl w:val="0"/>
+          <w:numId w:val="20"/>
+        </w:numPr>
+      </w:pPr>
+      <w:proofErr w:type="spellStart"/>
+      <w:r>
+        <w:lastRenderedPageBreak/>
+        <w:t>TransactionManager</w:t>
+      </w:r>
+      <w:proofErr w:type="spellEnd"/>
+      <w:r>
+        <w:t xml:space="preserve"> </w:t>
+      </w:r>
+    </w:p>
+    <w:p>
+      <w:r>
+        <w:rPr>
+          <w:rFonts w:ascii="Apple Color Emoji" w:hAnsi="Apple Color Emoji" w:cs="Apple Color Emoji"/>
+        </w:rPr>
+        <w:t>👉</w:t>
+      </w:r>
+      <w:r>
+        <w:t xml:space="preserve"> No manual config needed</w:t>
+      </w:r>
+    </w:p>
+    <w:p>
+      <w:r>
+        <w:t> </w:t>
+      </w:r>
+    </w:p>
+    <w:p>
+      <w:r>
+        <w:t> </w:t>
+      </w:r>
+    </w:p>
+    <w:p>
+      <w:r>
+        <w:rPr>
+          <w:u w:val="single"/>
+        </w:rPr>
+        <w:t xml:space="preserve">Overriding </w:t>
+      </w:r>
+      <w:proofErr w:type="gramStart"/>
+      <w:r>
+        <w:rPr>
+          <w:u w:val="single"/>
+        </w:rPr>
+        <w:t>Auto-Configuration</w:t>
+      </w:r>
+      <w:proofErr w:type="gramEnd"/>
+    </w:p>
+    <w:p>
+      <w:r>
+        <w:t>Define your own bean</w:t>
+      </w:r>
+    </w:p>
+    <w:p>
+      <w:r>
+        <w:t> </w:t>
+      </w:r>
+    </w:p>
+    <w:p>
+      <w:r>
+        <w:t>@Bean</w:t>
+      </w:r>
+    </w:p>
+    <w:p>
+      <w:r>
+        <w:t xml:space="preserve">public </w:t>
+      </w:r>
+      <w:proofErr w:type="spellStart"/>
+      <w:r>
+        <w:t>DataSource</w:t>
+      </w:r>
+      <w:proofErr w:type="spellEnd"/>
+      <w:r>
+        <w:t xml:space="preserve"> </w:t>
+      </w:r>
+      <w:proofErr w:type="spellStart"/>
+      <w:proofErr w:type="gramStart"/>
+      <w:r>
+        <w:t>dataSource</w:t>
+      </w:r>
+      <w:proofErr w:type="spellEnd"/>
+      <w:r>
+        <w:t>(</w:t>
+      </w:r>
+      <w:proofErr w:type="gramEnd"/>
+      <w:r>
+        <w:t>) {</w:t>
+      </w:r>
+    </w:p>
+    <w:p>
+      <w:r>
+        <w:rPr>
+          <w:i/>
+          <w:iCs/>
+        </w:rPr>
+        <w:t xml:space="preserve">return </w:t>
+      </w:r>
+      <w:r>
+        <w:t xml:space="preserve">new </w:t>
+      </w:r>
+      <w:proofErr w:type="spellStart"/>
+      <w:proofErr w:type="gramStart"/>
+      <w:r>
+        <w:t>CustomDataSource</w:t>
+      </w:r>
+      <w:proofErr w:type="spellEnd"/>
+      <w:r>
+        <w:t>(</w:t>
+      </w:r>
+      <w:proofErr w:type="gramEnd"/>
+      <w:r>
+        <w:t>);</w:t>
+      </w:r>
+    </w:p>
+    <w:p>
+      <w:r>
+        <w:t>}</w:t>
+      </w:r>
+    </w:p>
+    <w:p>
+      <w:r>
+        <w:t> </w:t>
+      </w:r>
+    </w:p>
+    <w:p>
+      <w:r>
+        <w:t>@</w:t>
+      </w:r>
+      <w:proofErr w:type="gramStart"/>
+      <w:r>
+        <w:t>ConditionalOnMissingBean(</w:t>
+      </w:r>
+      <w:proofErr w:type="gramEnd"/>
+      <w:r>
+        <w:t>DataSource.</w:t>
+      </w:r>
+      <w:r>
+        <w:rPr>
+          <w:i/>
+          <w:iCs/>
+        </w:rPr>
+        <w:t>class</w:t>
+      </w:r>
+      <w:r>
+        <w:t>)</w:t>
+      </w:r>
+    </w:p>
+    <w:p>
+      <w:r>
+        <w:rPr>
+          <w:rFonts w:ascii="Apple Color Emoji" w:hAnsi="Apple Color Emoji" w:cs="Apple Color Emoji"/>
+        </w:rPr>
+        <w:t>🔴</w:t>
+      </w:r>
+      <w:r>
+        <w:t xml:space="preserve"> WITHOUT </w:t>
+      </w:r>
+      <w:proofErr w:type="gramStart"/>
+      <w:r>
+        <w:t>Auto-Configuration</w:t>
+      </w:r>
+      <w:proofErr w:type="gramEnd"/>
+      <w:r>
+        <w:t xml:space="preserve"> (Plain Spring)</w:t>
+      </w:r>
+    </w:p>
+    <w:p>
+      <w:r>
+        <w:t>You must configure EVERYTHING manually.</w:t>
+      </w:r>
+    </w:p>
+    <w:p>
+      <w:r>
+        <w:t xml:space="preserve">Either with </w:t>
+      </w:r>
+      <w:proofErr w:type="gramStart"/>
+      <w:r>
+        <w:t>annotation based</w:t>
+      </w:r>
+      <w:proofErr w:type="gramEnd"/>
+      <w:r>
+        <w:t xml:space="preserve"> configuration or xml based</w:t>
+      </w:r>
+    </w:p>
+    <w:p>
+      <w:r>
+        <w:t> </w:t>
+      </w:r>
+    </w:p>
+    <w:p>
+      <w:r>
+        <w:t>&lt;bean id="</w:t>
+      </w:r>
+      <w:proofErr w:type="spellStart"/>
+      <w:r>
+        <w:t>dataSource</w:t>
+      </w:r>
+      <w:proofErr w:type="spellEnd"/>
+      <w:r>
+        <w:t>" ... /&gt;</w:t>
+      </w:r>
+    </w:p>
+    <w:p>
+      <w:r>
+        <w:t>&lt;bean id="</w:t>
+      </w:r>
+      <w:proofErr w:type="spellStart"/>
+      <w:r>
+        <w:t>entityManagerFactory</w:t>
+      </w:r>
+      <w:proofErr w:type="spellEnd"/>
+      <w:r>
+        <w:t>" ... /&gt;</w:t>
+      </w:r>
+    </w:p>
+    <w:p>
+      <w:r>
+        <w:t> </w:t>
+      </w:r>
+    </w:p>
+    <w:p>
+      <w:r>
+        <w:t xml:space="preserve">This leads to lot of manual </w:t>
+      </w:r>
+      <w:proofErr w:type="gramStart"/>
+      <w:r>
+        <w:t>config</w:t>
+      </w:r>
+      <w:proofErr w:type="gramEnd"/>
+      <w:r>
+        <w:t>.</w:t>
+      </w:r>
+    </w:p>
+    <w:p/>
+    <w:p/>
+    <w:p>
+      <w:pPr>
+        <w:pStyle w:val="Heading2"/>
+      </w:pPr>
+      <w:r>
+        <w:lastRenderedPageBreak/>
+        <w:t>Embedded Server</w:t>
+      </w:r>
+    </w:p>
+    <w:p>
+      <w:r>
+        <w:t xml:space="preserve">In Spring Boot, an Embedded Server is a web server bundled directly within your application's deployable archive (typically a JAR file). </w:t>
+      </w:r>
+    </w:p>
+    <w:p>
       <w:r>
         <w:rPr>
           <w:b/>
           <w:bCs/>
         </w:rPr>
-        <w:t>Production Ready applications-</w:t>
-      </w:r>
-      <w:r>
-        <w:t xml:space="preserve"> Metrix, Health Check and many features are designed for production ready application.</w:t>
-      </w:r>
-    </w:p>
-    <w:p>
-      <w:pPr>
-        <w:pStyle w:val="ListParagraph"/>
-        <w:numPr>
-          <w:ilvl w:val="0"/>
-          <w:numId w:val="11"/>
-        </w:numPr>
-      </w:pPr>
+        <w:t>Zero Installation</w:t>
+      </w:r>
+      <w:r>
+        <w:t>: You don't need to manually download, install, or configure a standalone server like Tomcat/Jetty.</w:t>
+      </w:r>
+    </w:p>
+    <w:p>
       <w:r>
         <w:rPr>
           <w:b/>
           <w:bCs/>
         </w:rPr>
-        <w:t>Rapid Development-</w:t>
-      </w:r>
-      <w:r>
-        <w:t xml:space="preserve"> Opinionated approach and auto-configuration enable developers to quickly develop apps</w:t>
-      </w:r>
-    </w:p>
-    <w:p>
-      <w:pPr>
+        <w:t>Portability:</w:t>
+      </w:r>
+      <w:r>
+        <w:t xml:space="preserve"> The application is self-contained. If you have the Java Runtime Environment (JRE) installed, you can run the JAR anywhere using a simple </w:t>
+      </w:r>
+      <w:r>
         <w:rPr>
           <w:b/>
           <w:bCs/>
         </w:rPr>
-      </w:pPr>
-    </w:p>
-    <w:p>
-      <w:pPr>
+        <w:t>java -jar</w:t>
+      </w:r>
+      <w:r>
+        <w:t xml:space="preserve"> command.</w:t>
+      </w:r>
+    </w:p>
+    <w:p>
+      <w:r>
         <w:rPr>
           <w:b/>
           <w:bCs/>
         </w:rPr>
-      </w:pPr>
-    </w:p>
-    <w:p>
-      <w:pPr>
+        <w:t>Is a Server Necessary for a Spring Application?</w:t>
+      </w:r>
+    </w:p>
+    <w:p>
+      <w:proofErr w:type="gramStart"/>
+      <w:r>
         <w:rPr>
           <w:b/>
           <w:bCs/>
         </w:rPr>
-      </w:pPr>
-    </w:p>
-    <w:p>
-      <w:pPr>
-        <w:pStyle w:val="ListParagraph"/>
-        <w:numPr>
-          <w:ilvl w:val="0"/>
-          <w:numId w:val="11"/>
-        </w:numPr>
-      </w:pPr>
-      <w:r>
-        <w:rPr>
-          <w:b/>
-          <w:bCs/>
-        </w:rPr>
-        <w:lastRenderedPageBreak/>
-        <w:t>Provide Dependency Management</w:t>
-      </w:r>
-      <w:r>
-        <w:t>-</w:t>
-      </w:r>
-    </w:p>
-    <w:p>
-      <w:pPr>
-        <w:pStyle w:val="ListParagraph"/>
-      </w:pPr>
-      <w:r>
-        <w:t xml:space="preserve">Spring Boot manages dependencies and configuration automatically. </w:t>
-      </w:r>
-    </w:p>
-    <w:p>
-      <w:pPr>
-        <w:pStyle w:val="ListParagraph"/>
-      </w:pPr>
-      <w:r>
-        <w:t xml:space="preserve">Each release of Spring Boot provides a list of dependencies that it supports. The list of dependencies is available as a part of the </w:t>
-      </w:r>
-      <w:r>
-        <w:rPr>
-          <w:b/>
-          <w:bCs/>
-        </w:rPr>
-        <w:t>Bills of Materials</w:t>
-      </w:r>
-      <w:r>
-        <w:t xml:space="preserve"> (spring-boot-dependencies) that can be used with Maven. </w:t>
-      </w:r>
-    </w:p>
-    <w:p>
-      <w:pPr>
-        <w:pStyle w:val="ListParagraph"/>
-      </w:pPr>
-      <w:r>
-        <w:t>So, we need not to specify the version of the dependencies in our configuration. Spring Boot manages itself.</w:t>
-      </w:r>
-    </w:p>
-    <w:p>
-      <w:pPr>
-        <w:pStyle w:val="ListParagraph"/>
-      </w:pPr>
-    </w:p>
-    <w:p>
-      <w:pPr>
-        <w:pStyle w:val="ListParagraph"/>
-        <w:numPr>
-          <w:ilvl w:val="0"/>
-          <w:numId w:val="12"/>
-        </w:numPr>
-      </w:pPr>
-      <w:r>
-        <w:t>It provides the centralization of dependency information by specifying the Spring Boot version in one place. It helps when we switch from one version to another.</w:t>
-      </w:r>
-    </w:p>
-    <w:p>
-      <w:pPr>
-        <w:pStyle w:val="ListParagraph"/>
-        <w:numPr>
-          <w:ilvl w:val="0"/>
-          <w:numId w:val="12"/>
-        </w:numPr>
-      </w:pPr>
-      <w:r>
-        <w:t>It avoids mismatch of different versions of Spring Boot libraries.</w:t>
-      </w:r>
-    </w:p>
-    <w:p>
-      <w:pPr>
-        <w:pStyle w:val="ListParagraph"/>
-        <w:numPr>
-          <w:ilvl w:val="0"/>
-          <w:numId w:val="12"/>
-        </w:numPr>
-      </w:pPr>
-      <w:r>
-        <w:t>We only need to write a library name with specifying the version. It is helpful in multi-module projects.</w:t>
-      </w:r>
+        <w:t>Yes</w:t>
+      </w:r>
+      <w:r>
+        <w:t xml:space="preserve"> ,</w:t>
+      </w:r>
+      <w:proofErr w:type="gramEnd"/>
       <w:r>
         <w:t xml:space="preserve"> </w:t>
       </w:r>
-    </w:p>
-    <w:p>
-      <w:pPr>
-        <w:pStyle w:val="ListParagraph"/>
-        <w:numPr>
-          <w:ilvl w:val="0"/>
-          <w:numId w:val="11"/>
-        </w:numPr>
-        <w:rPr>
-          <w:b/>
-          <w:bCs/>
-        </w:rPr>
-      </w:pPr>
-      <w:r>
-        <w:rPr>
-          <w:b/>
-          <w:bCs/>
-        </w:rPr>
-        <w:t xml:space="preserve">Enable Auto Configuration – </w:t>
-      </w:r>
-    </w:p>
-    <w:p>
-      <w:pPr>
-        <w:pStyle w:val="ListParagraph"/>
-      </w:pPr>
-      <w:r>
-        <w:t>Spring Boot auto-configuration automatically configures the Spring application based on the jar dependencies that we have added.</w:t>
-      </w:r>
-    </w:p>
-    <w:p>
-      <w:pPr>
-        <w:pStyle w:val="ListParagraph"/>
-      </w:pPr>
-    </w:p>
-    <w:p>
-      <w:pPr>
-        <w:pStyle w:val="ListParagraph"/>
-      </w:pPr>
-      <w:r>
-        <w:t xml:space="preserve">We can enable the auto-configuration feature by using the annotation </w:t>
-      </w:r>
-      <w:r>
-        <w:rPr>
-          <w:b/>
-          <w:bCs/>
-        </w:rPr>
-        <w:t>@EnableAutoConfiguration.</w:t>
-      </w:r>
+      <w:proofErr w:type="gramStart"/>
+      <w:r>
+        <w:t>The</w:t>
+      </w:r>
+      <w:proofErr w:type="gramEnd"/>
+      <w:r>
+        <w:t xml:space="preserve"> server (like Tomcat) acts as the Servlet Container and provides the critical infrastructure required for your web application to run</w:t>
+      </w:r>
+      <w:r>
+        <w:t>.</w:t>
+      </w:r>
+    </w:p>
+    <w:p>
+      <w:r>
+        <w:t>It listens on a specific port (default 8080) for incoming HTTP requests and manages the low-level socket connections.</w:t>
+      </w:r>
+    </w:p>
+    <w:p>
+      <w:r>
+        <w:t>It uses a thread pool to handle multiple concurrent requests simultaneously.</w:t>
+      </w:r>
+    </w:p>
+    <w:p>
       <w:r>
         <w:t xml:space="preserve"> </w:t>
-      </w:r>
-    </w:p>
-    <w:p>
-      <w:pPr>
-        <w:pStyle w:val="ListParagraph"/>
-      </w:pPr>
-    </w:p>
-    <w:p>
-      <w:pPr>
-        <w:pStyle w:val="ListParagraph"/>
-      </w:pPr>
-      <w:r>
-        <w:t xml:space="preserve">But this annotation does not use because it is wrapped inside the </w:t>
-      </w:r>
-      <w:r>
-        <w:rPr>
-          <w:b/>
-          <w:bCs/>
-        </w:rPr>
-        <w:t>@SpringBootApplication</w:t>
-      </w:r>
-      <w:r>
-        <w:t xml:space="preserve"> annotation.</w:t>
-      </w:r>
-    </w:p>
-    <w:p>
-      <w:pPr>
-        <w:pStyle w:val="ListParagraph"/>
-      </w:pPr>
-    </w:p>
-    <w:p>
-      <w:pPr>
-        <w:pStyle w:val="ListParagraph"/>
-      </w:pPr>
-      <w:r>
-        <w:t xml:space="preserve">For example, if the H2 database Jar is present in the </w:t>
-      </w:r>
-      <w:proofErr w:type="spellStart"/>
-      <w:r>
-        <w:t>classpath</w:t>
-      </w:r>
-      <w:proofErr w:type="spellEnd"/>
-      <w:r>
-        <w:t xml:space="preserve"> and we have not configured any beans related to the database manually, the Spring Boot</w:t>
-      </w:r>
-      <w:r>
-        <w:t>’</w:t>
-      </w:r>
-      <w:r>
-        <w:t>s auto-configuration feature automatically configures it in the project.</w:t>
-      </w:r>
-    </w:p>
-    <w:p/>
-    <w:p>
-      <w:pPr>
-        <w:pStyle w:val="ListParagraph"/>
-        <w:numPr>
-          <w:ilvl w:val="0"/>
-          <w:numId w:val="11"/>
-        </w:numPr>
-      </w:pPr>
-      <w:r>
-        <w:rPr>
-          <w:b/>
-          <w:bCs/>
-        </w:rPr>
-        <w:t>Embedded Server</w:t>
-      </w:r>
-      <w:r>
-        <w:t xml:space="preserve">: </w:t>
-      </w:r>
-      <w:r>
-        <w:t>P</w:t>
-      </w:r>
-      <w:r>
-        <w:t>rovide tomcat server by default.</w:t>
       </w:r>
     </w:p>
     <w:p>
@@ -705,6 +1328,7 @@
         <w:pStyle w:val="ListParagraph"/>
       </w:pPr>
       <w:r>
+        <w:lastRenderedPageBreak/>
         <w:t xml:space="preserve">This class typically contains the </w:t>
       </w:r>
       <w:proofErr w:type="gramStart"/>
@@ -894,7 +1518,6 @@
           <w:b/>
           <w:bCs/>
         </w:rPr>
-        <w:lastRenderedPageBreak/>
         <w:t>Bean Definitions Loading</w:t>
       </w:r>
     </w:p>
@@ -991,7 +1614,11 @@
         <w:pStyle w:val="ListParagraph"/>
       </w:pPr>
       <w:r>
-        <w:t>If the application is a web application (Servlet or Reactive), Spring Boot configures and starts the embedded web server (Tomcat, Jetty, or Undertow by default) and listens for incoming requests</w:t>
+        <w:t xml:space="preserve">If the application is a web application (Servlet or Reactive), Spring Boot configures and starts the embedded web server </w:t>
+      </w:r>
+      <w:r>
+        <w:lastRenderedPageBreak/>
+        <w:t>(Tomcat, Jetty, or Undertow by default) and listens for incoming requests</w:t>
       </w:r>
       <w:r>
         <w:t>.</w:t>
@@ -1188,12 +1815,17 @@
     </w:p>
     <w:p>
       <w:r>
-        <w:t xml:space="preserve">REST (Representational State of Resource) is an architectural style for designing networked applications. </w:t>
-      </w:r>
-    </w:p>
-    <w:p>
-      <w:r>
-        <w:lastRenderedPageBreak/>
+        <w:t>REST (</w:t>
+      </w:r>
+      <w:r>
+        <w:t>Representational State Transfer</w:t>
+      </w:r>
+      <w:r>
+        <w:t xml:space="preserve">) is an architectural style for designing networked applications. </w:t>
+      </w:r>
+    </w:p>
+    <w:p>
+      <w:r>
         <w:t xml:space="preserve">It is based on the idea of resources, which are identified by URIs and can be manipulated using a fixed set of operations. </w:t>
       </w:r>
     </w:p>
@@ -1263,6 +1895,7 @@
           <w:b/>
           <w:bCs/>
         </w:rPr>
+        <w:lastRenderedPageBreak/>
         <w:t xml:space="preserve">Client-Server </w:t>
       </w:r>
       <w:r>
@@ -1337,15 +1970,12 @@
     </w:p>
     <w:p>
       <w:r>
-        <w:lastRenderedPageBreak/>
         <w:t>This interface is used consistently across all interactions between the client and the server</w:t>
       </w:r>
       <w:r>
         <w:t>.</w:t>
       </w:r>
     </w:p>
-    <w:p/>
-    <w:p/>
     <w:p/>
     <w:p>
       <w:pPr>
@@ -1394,6 +2024,7 @@
         <w:pStyle w:val="Heading1"/>
       </w:pPr>
       <w:r>
+        <w:lastRenderedPageBreak/>
         <w:t>Some Spring Boot Annotations</w:t>
       </w:r>
     </w:p>
@@ -1431,7 +2062,6 @@
     <w:p/>
     <w:p>
       <w:r>
-        <w:lastRenderedPageBreak/>
         <w:t>@Controller</w:t>
       </w:r>
     </w:p>
@@ -1476,10 +2106,7 @@
         <w:t xml:space="preserve"> </w:t>
       </w:r>
       <w:r>
-        <w:t>you</w:t>
-      </w:r>
-      <w:r>
-        <w:t xml:space="preserve"> must explicitly add @ResponseBody</w:t>
+        <w:t>you must explicitly add @ResponseBody</w:t>
       </w:r>
       <w:r>
         <w:t>.</w:t>
@@ -1534,6 +2161,7 @@
     </w:p>
     <w:p>
       <w:r>
+        <w:lastRenderedPageBreak/>
         <w:t xml:space="preserve">        return new User("John");</w:t>
       </w:r>
     </w:p>
@@ -1595,191 +2223,191 @@
     </w:p>
     <w:p>
       <w:r>
+        <w:t>Used for building RESTful web services that return data in a format other than HTML, typically JSON or XML.</w:t>
+      </w:r>
+    </w:p>
+    <w:p/>
+    <w:p>
+      <w:r>
+        <w:t>@RestController = @Controller + @ResponseBody</w:t>
+      </w:r>
+    </w:p>
+    <w:p/>
+    <w:p>
+      <w:pPr>
+        <w:pStyle w:val="Heading1"/>
+      </w:pPr>
+      <w:r>
+        <w:t xml:space="preserve">What are </w:t>
+      </w:r>
+      <w:r>
+        <w:t>spring boot</w:t>
+      </w:r>
+      <w:r>
+        <w:t xml:space="preserve"> </w:t>
+      </w:r>
+      <w:r>
+        <w:t>starters?</w:t>
+      </w:r>
+    </w:p>
+    <w:p>
+      <w:r>
+        <w:t>Spring Boot starters are a set of convenient dependency descriptors you can include in your application.</w:t>
+      </w:r>
+    </w:p>
+    <w:p/>
+    <w:p>
+      <w:r>
+        <w:t>Each starter is a Maven or Gradle dependency that aggregates a group of commonly used libraries, allowing you to get up and running quickly without having to search for and specify each library individually.</w:t>
+      </w:r>
+    </w:p>
+    <w:p/>
+    <w:p>
+      <w:r>
         <w:lastRenderedPageBreak/>
-        <w:t>Used for building RESTful web services that return data in a format other than HTML, typically JSON or XML.</w:t>
+        <w:t>They provide a one-stop-shop for all the necessary dependencies, eliminating the need to manually include multiple dependencies and reducing configuration time</w:t>
+      </w:r>
+      <w:r>
+        <w:t>.</w:t>
       </w:r>
     </w:p>
     <w:p/>
     <w:p>
       <w:r>
-        <w:t>@RestController = @Controller + @ResponseBody</w:t>
-      </w:r>
-    </w:p>
-    <w:p/>
+        <w:t>They are available under the spring-boot-starter-* naming convention</w:t>
+      </w:r>
+      <w:r>
+        <w:t>.</w:t>
+      </w:r>
+    </w:p>
+    <w:p>
+      <w:pPr>
+        <w:rPr>
+          <w:u w:val="single"/>
+        </w:rPr>
+      </w:pPr>
+    </w:p>
+    <w:p>
+      <w:pPr>
+        <w:rPr>
+          <w:u w:val="single"/>
+        </w:rPr>
+      </w:pPr>
+    </w:p>
+    <w:p>
+      <w:pPr>
+        <w:rPr>
+          <w:u w:val="single"/>
+        </w:rPr>
+      </w:pPr>
+      <w:r>
+        <w:rPr>
+          <w:u w:val="single"/>
+        </w:rPr>
+        <w:t>Key Features of Spring Boot Starters</w:t>
+      </w:r>
+    </w:p>
+    <w:p>
+      <w:r>
+        <w:rPr>
+          <w:rStyle w:val="Strong"/>
+        </w:rPr>
+        <w:t>Convenience</w:t>
+      </w:r>
+      <w:r>
+        <w:t>: Starters aggregate a group of related dependencies.</w:t>
+      </w:r>
+    </w:p>
+    <w:p>
+      <w:r>
+        <w:rPr>
+          <w:rStyle w:val="Strong"/>
+        </w:rPr>
+        <w:t>Pre-Configured</w:t>
+      </w:r>
+      <w:r>
+        <w:t>: Starters come with default configurations, making it easier to get started with minimal setup.</w:t>
+      </w:r>
+    </w:p>
+    <w:p>
+      <w:r>
+        <w:rPr>
+          <w:rStyle w:val="Strong"/>
+        </w:rPr>
+        <w:t>Version Management</w:t>
+      </w:r>
+      <w:r>
+        <w:t>: Starters ensure that all dependencies are compatible with each other, managing their versions automatically.</w:t>
+      </w:r>
+    </w:p>
+    <w:p>
+      <w:pPr>
+        <w:rPr>
+          <w:u w:val="single"/>
+        </w:rPr>
+      </w:pPr>
+      <w:r>
+        <w:rPr>
+          <w:u w:val="single"/>
+        </w:rPr>
+        <w:t>Common Spring Boot Starters</w:t>
+      </w:r>
+    </w:p>
+    <w:p>
+      <w:r>
+        <w:t>spring-boot-starter-web - for building web applications</w:t>
+      </w:r>
+    </w:p>
+    <w:p>
+      <w:r>
+        <w:t>spring-boot-starter-data-</w:t>
+      </w:r>
+      <w:proofErr w:type="spellStart"/>
+      <w:r>
+        <w:t>jpa</w:t>
+      </w:r>
+      <w:proofErr w:type="spellEnd"/>
+      <w:r>
+        <w:t xml:space="preserve"> - for database access using JPA</w:t>
+      </w:r>
+    </w:p>
+    <w:p>
+      <w:r>
+        <w:t>spring-boot-starter-mail - for sending emails</w:t>
+      </w:r>
+    </w:p>
+    <w:p>
+      <w:r>
+        <w:t>spring-boot-starter-security - for security features</w:t>
+      </w:r>
+    </w:p>
+    <w:p>
+      <w:r>
+        <w:t>spring-boot-starter-test - for testing Spring Boot applications</w:t>
+      </w:r>
+    </w:p>
     <w:p>
       <w:pPr>
         <w:pStyle w:val="Heading1"/>
       </w:pPr>
       <w:r>
-        <w:t xml:space="preserve">What are </w:t>
-      </w:r>
-      <w:r>
-        <w:t>spring boot</w:t>
+        <w:t xml:space="preserve">What is spring boot starter </w:t>
+      </w:r>
+      <w:r>
+        <w:t>parent?</w:t>
       </w:r>
       <w:r>
         <w:t xml:space="preserve"> </w:t>
       </w:r>
-      <w:r>
-        <w:t>starters?</w:t>
-      </w:r>
-    </w:p>
-    <w:p>
-      <w:r>
-        <w:t>Spring Boot starters are a set of convenient dependency descriptors you can include in your application.</w:t>
-      </w:r>
-    </w:p>
-    <w:p/>
-    <w:p>
-      <w:r>
-        <w:t>Each starter is a Maven or Gradle dependency that aggregates a group of commonly used libraries, allowing you to get up and running quickly without having to search for and specify each library individually.</w:t>
-      </w:r>
-    </w:p>
-    <w:p/>
-    <w:p>
-      <w:r>
-        <w:t>They provide a one-stop-shop for all the necessary dependencies, eliminating the need to manually include multiple dependencies and reducing configuration time</w:t>
-      </w:r>
-      <w:r>
-        <w:t>.</w:t>
-      </w:r>
-    </w:p>
-    <w:p/>
-    <w:p>
-      <w:r>
-        <w:t>They are available under the spring-boot-starter-* naming convention</w:t>
-      </w:r>
-      <w:r>
-        <w:t>.</w:t>
-      </w:r>
-    </w:p>
-    <w:p>
-      <w:pPr>
-        <w:rPr>
-          <w:u w:val="single"/>
-        </w:rPr>
-      </w:pPr>
-    </w:p>
-    <w:p>
-      <w:pPr>
-        <w:rPr>
-          <w:u w:val="single"/>
-        </w:rPr>
-      </w:pPr>
-    </w:p>
-    <w:p>
-      <w:pPr>
-        <w:rPr>
-          <w:u w:val="single"/>
-        </w:rPr>
-      </w:pPr>
-      <w:r>
-        <w:rPr>
-          <w:u w:val="single"/>
-        </w:rPr>
-        <w:t>Key Features of Spring Boot Starters</w:t>
-      </w:r>
-    </w:p>
-    <w:p>
-      <w:r>
-        <w:rPr>
-          <w:rStyle w:val="Strong"/>
-        </w:rPr>
-        <w:t>Convenience</w:t>
-      </w:r>
-      <w:r>
-        <w:t>: Starters aggregate a group of related dependencies.</w:t>
-      </w:r>
-    </w:p>
-    <w:p>
-      <w:r>
-        <w:rPr>
-          <w:rStyle w:val="Strong"/>
-        </w:rPr>
+    </w:p>
+    <w:p>
+      <w:r>
+        <w:t>The Spring Boot Starter Parent is a special starter project that provides default configurations for your Spring Boot application.</w:t>
+      </w:r>
+    </w:p>
+    <w:p>
+      <w:r>
         <w:lastRenderedPageBreak/>
-        <w:t>Pre-Configured</w:t>
-      </w:r>
-      <w:r>
-        <w:t>: Starters come with default configurations, making it easier to get started with minimal setup.</w:t>
-      </w:r>
-    </w:p>
-    <w:p>
-      <w:r>
-        <w:rPr>
-          <w:rStyle w:val="Strong"/>
-        </w:rPr>
-        <w:t>Version Management</w:t>
-      </w:r>
-      <w:r>
-        <w:t>: Starters ensure that all dependencies are compatible with each other, managing their versions automatically.</w:t>
-      </w:r>
-    </w:p>
-    <w:p>
-      <w:pPr>
-        <w:rPr>
-          <w:u w:val="single"/>
-        </w:rPr>
-      </w:pPr>
-      <w:r>
-        <w:rPr>
-          <w:u w:val="single"/>
-        </w:rPr>
-        <w:t>Common Spring Boot Starters</w:t>
-      </w:r>
-    </w:p>
-    <w:p>
-      <w:r>
-        <w:t>spring-boot-starter-web - for building web applications</w:t>
-      </w:r>
-    </w:p>
-    <w:p>
-      <w:r>
-        <w:t>spring-boot-starter-data-</w:t>
-      </w:r>
-      <w:proofErr w:type="spellStart"/>
-      <w:r>
-        <w:t>jpa</w:t>
-      </w:r>
-      <w:proofErr w:type="spellEnd"/>
-      <w:r>
-        <w:t xml:space="preserve"> - for database access using JPA</w:t>
-      </w:r>
-    </w:p>
-    <w:p>
-      <w:r>
-        <w:t>spring-boot-starter-mail - for sending emails</w:t>
-      </w:r>
-    </w:p>
-    <w:p>
-      <w:r>
-        <w:t>spring-boot-starter-security - for security features</w:t>
-      </w:r>
-    </w:p>
-    <w:p>
-      <w:r>
-        <w:t>spring-boot-starter-test - for testing Spring Boot applications</w:t>
-      </w:r>
-    </w:p>
-    <w:p>
-      <w:pPr>
-        <w:pStyle w:val="Heading1"/>
-      </w:pPr>
-      <w:r>
-        <w:t xml:space="preserve">What is spring boot starter </w:t>
-      </w:r>
-      <w:r>
-        <w:t>parent?</w:t>
-      </w:r>
-      <w:r>
-        <w:t xml:space="preserve"> </w:t>
-      </w:r>
-    </w:p>
-    <w:p>
-      <w:r>
-        <w:t>The Spring Boot Starter Parent is a special starter project that provides default configurations for your Spring Boot application.</w:t>
-      </w:r>
-    </w:p>
-    <w:p>
-      <w:r>
         <w:t xml:space="preserve">It simplifies dependency management and reduces the amount of boilerplate configuration you need to write in your pom.xml (for Maven) or </w:t>
       </w:r>
       <w:proofErr w:type="spellStart"/>
@@ -1860,7 +2488,6 @@
     </w:p>
     <w:p>
       <w:r>
-        <w:lastRenderedPageBreak/>
         <w:t xml:space="preserve">        &lt;version&gt;3.0.2&lt;/version&gt;</w:t>
       </w:r>
     </w:p>
@@ -2236,6 +2863,7 @@
           <w:szCs w:val="21"/>
           <w:shd w:val="clear" w:color="auto" w:fill="FCFCF9"/>
         </w:rPr>
+        <w:lastRenderedPageBreak/>
         <w:t xml:space="preserve">        &lt;dependencies&gt;</w:t>
       </w:r>
     </w:p>
@@ -2719,6 +3347,7 @@
         <w:rPr>
           <w:shd w:val="clear" w:color="auto" w:fill="FCFCF9"/>
         </w:rPr>
+        <w:lastRenderedPageBreak/>
         <w:t>Can we use Only Spring Boot Dependency feature and configure maven plugin manually?</w:t>
       </w:r>
     </w:p>
@@ -2786,7 +3415,6 @@
         <w:pStyle w:val="Heading1"/>
       </w:pPr>
       <w:r>
-        <w:lastRenderedPageBreak/>
         <w:t>What is Spring Boot CLI and what are its benefits?</w:t>
       </w:r>
     </w:p>
@@ -2898,6 +3526,7 @@
     </w:p>
     <w:p>
       <w:r>
+        <w:lastRenderedPageBreak/>
         <w:t> </w:t>
       </w:r>
     </w:p>
@@ -3020,7 +3649,6 @@
         </w:numPr>
       </w:pPr>
       <w:r>
-        <w:lastRenderedPageBreak/>
         <w:t>Easier testing (mock dependencies)</w:t>
       </w:r>
     </w:p>
@@ -3133,6 +3761,7 @@
     </w:p>
     <w:p>
       <w:r>
+        <w:lastRenderedPageBreak/>
         <w:t>@Component</w:t>
       </w:r>
     </w:p>
@@ -3214,7 +3843,6 @@
     </w:p>
     <w:p>
       <w:r>
-        <w:lastRenderedPageBreak/>
         <w:t>}</w:t>
       </w:r>
     </w:p>
@@ -3287,6 +3915,7 @@
     </w:p>
     <w:p>
       <w:r>
+        <w:lastRenderedPageBreak/>
         <w:t>Field Injection</w:t>
       </w:r>
     </w:p>
@@ -3328,19 +3957,15 @@
       <w:r>
         <w:t xml:space="preserve"> per Spring </w:t>
       </w:r>
-      <w:proofErr w:type="gramStart"/>
-      <w:r>
-        <w:t>container ,</w:t>
-      </w:r>
-      <w:proofErr w:type="gramEnd"/>
+      <w:r>
+        <w:t>container,</w:t>
+      </w:r>
       <w:r>
         <w:t xml:space="preserve"> this is the default </w:t>
       </w:r>
-      <w:proofErr w:type="gramStart"/>
-      <w:r>
-        <w:t>scope ,</w:t>
-      </w:r>
-      <w:proofErr w:type="gramEnd"/>
+      <w:r>
+        <w:t>scope,</w:t>
+      </w:r>
       <w:r>
         <w:t xml:space="preserve"> Same object is reused everywhere.</w:t>
       </w:r>
@@ -3652,7 +4277,6 @@
         <w:rPr>
           <w:color w:val="0F9ED5" w:themeColor="accent4"/>
         </w:rPr>
-        <w:lastRenderedPageBreak/>
         <w:t>MyService</w:t>
       </w:r>
       <w:proofErr w:type="spellEnd"/>
@@ -3944,7 +4568,6 @@
           <w:b/>
           <w:bCs/>
         </w:rPr>
-        <w:lastRenderedPageBreak/>
         <w:t>Destruction</w:t>
       </w:r>
       <w:r>
@@ -4254,6 +4877,155 @@
     </w:lvl>
   </w:abstractNum>
   <w:abstractNum w:abstractNumId="2" w15:restartNumberingAfterBreak="0">
+    <w:nsid w:val="15743D61"/>
+    <w:multiLevelType w:val="multilevel"/>
+    <w:tmpl w:val="CC7A0EEE"/>
+    <w:lvl w:ilvl="0">
+      <w:start w:val="1"/>
+      <w:numFmt w:val="bullet"/>
+      <w:lvlText w:val=""/>
+      <w:lvlJc w:val="left"/>
+      <w:pPr>
+        <w:tabs>
+          <w:tab w:val="num" w:pos="720"/>
+        </w:tabs>
+        <w:ind w:left="720" w:hanging="360"/>
+      </w:pPr>
+      <w:rPr>
+        <w:rFonts w:ascii="Symbol" w:hAnsi="Symbol" w:hint="default"/>
+        <w:sz w:val="20"/>
+      </w:rPr>
+    </w:lvl>
+    <w:lvl w:ilvl="1" w:tentative="1">
+      <w:start w:val="1"/>
+      <w:numFmt w:val="bullet"/>
+      <w:lvlText w:val=""/>
+      <w:lvlJc w:val="left"/>
+      <w:pPr>
+        <w:tabs>
+          <w:tab w:val="num" w:pos="1440"/>
+        </w:tabs>
+        <w:ind w:left="1440" w:hanging="360"/>
+      </w:pPr>
+      <w:rPr>
+        <w:rFonts w:ascii="Symbol" w:hAnsi="Symbol" w:hint="default"/>
+        <w:sz w:val="20"/>
+      </w:rPr>
+    </w:lvl>
+    <w:lvl w:ilvl="2" w:tentative="1">
+      <w:start w:val="1"/>
+      <w:numFmt w:val="bullet"/>
+      <w:lvlText w:val=""/>
+      <w:lvlJc w:val="left"/>
+      <w:pPr>
+        <w:tabs>
+          <w:tab w:val="num" w:pos="2160"/>
+        </w:tabs>
+        <w:ind w:left="2160" w:hanging="360"/>
+      </w:pPr>
+      <w:rPr>
+        <w:rFonts w:ascii="Symbol" w:hAnsi="Symbol" w:hint="default"/>
+        <w:sz w:val="20"/>
+      </w:rPr>
+    </w:lvl>
+    <w:lvl w:ilvl="3" w:tentative="1">
+      <w:start w:val="1"/>
+      <w:numFmt w:val="bullet"/>
+      <w:lvlText w:val=""/>
+      <w:lvlJc w:val="left"/>
+      <w:pPr>
+        <w:tabs>
+          <w:tab w:val="num" w:pos="2880"/>
+        </w:tabs>
+        <w:ind w:left="2880" w:hanging="360"/>
+      </w:pPr>
+      <w:rPr>
+        <w:rFonts w:ascii="Symbol" w:hAnsi="Symbol" w:hint="default"/>
+        <w:sz w:val="20"/>
+      </w:rPr>
+    </w:lvl>
+    <w:lvl w:ilvl="4" w:tentative="1">
+      <w:start w:val="1"/>
+      <w:numFmt w:val="bullet"/>
+      <w:lvlText w:val=""/>
+      <w:lvlJc w:val="left"/>
+      <w:pPr>
+        <w:tabs>
+          <w:tab w:val="num" w:pos="3600"/>
+        </w:tabs>
+        <w:ind w:left="3600" w:hanging="360"/>
+      </w:pPr>
+      <w:rPr>
+        <w:rFonts w:ascii="Symbol" w:hAnsi="Symbol" w:hint="default"/>
+        <w:sz w:val="20"/>
+      </w:rPr>
+    </w:lvl>
+    <w:lvl w:ilvl="5" w:tentative="1">
+      <w:start w:val="1"/>
+      <w:numFmt w:val="bullet"/>
+      <w:lvlText w:val=""/>
+      <w:lvlJc w:val="left"/>
+      <w:pPr>
+        <w:tabs>
+          <w:tab w:val="num" w:pos="4320"/>
+        </w:tabs>
+        <w:ind w:left="4320" w:hanging="360"/>
+      </w:pPr>
+      <w:rPr>
+        <w:rFonts w:ascii="Symbol" w:hAnsi="Symbol" w:hint="default"/>
+        <w:sz w:val="20"/>
+      </w:rPr>
+    </w:lvl>
+    <w:lvl w:ilvl="6" w:tentative="1">
+      <w:start w:val="1"/>
+      <w:numFmt w:val="bullet"/>
+      <w:lvlText w:val=""/>
+      <w:lvlJc w:val="left"/>
+      <w:pPr>
+        <w:tabs>
+          <w:tab w:val="num" w:pos="5040"/>
+        </w:tabs>
+        <w:ind w:left="5040" w:hanging="360"/>
+      </w:pPr>
+      <w:rPr>
+        <w:rFonts w:ascii="Symbol" w:hAnsi="Symbol" w:hint="default"/>
+        <w:sz w:val="20"/>
+      </w:rPr>
+    </w:lvl>
+    <w:lvl w:ilvl="7" w:tentative="1">
+      <w:start w:val="1"/>
+      <w:numFmt w:val="bullet"/>
+      <w:lvlText w:val=""/>
+      <w:lvlJc w:val="left"/>
+      <w:pPr>
+        <w:tabs>
+          <w:tab w:val="num" w:pos="5760"/>
+        </w:tabs>
+        <w:ind w:left="5760" w:hanging="360"/>
+      </w:pPr>
+      <w:rPr>
+        <w:rFonts w:ascii="Symbol" w:hAnsi="Symbol" w:hint="default"/>
+        <w:sz w:val="20"/>
+      </w:rPr>
+    </w:lvl>
+    <w:lvl w:ilvl="8" w:tentative="1">
+      <w:start w:val="1"/>
+      <w:numFmt w:val="bullet"/>
+      <w:lvlText w:val=""/>
+      <w:lvlJc w:val="left"/>
+      <w:pPr>
+        <w:tabs>
+          <w:tab w:val="num" w:pos="6480"/>
+        </w:tabs>
+        <w:ind w:left="6480" w:hanging="360"/>
+      </w:pPr>
+      <w:rPr>
+        <w:rFonts w:ascii="Symbol" w:hAnsi="Symbol" w:hint="default"/>
+        <w:sz w:val="20"/>
+      </w:rPr>
+    </w:lvl>
+  </w:abstractNum>
+  <w:abstractNum w:abstractNumId="3" w15:restartNumberingAfterBreak="0">
     <w:nsid w:val="17B65BAC"/>
     <w:multiLevelType w:val="hybridMultilevel"/>
     <w:tmpl w:val="1F28A2E4"/>
@@ -4366,7 +5138,7 @@
       </w:rPr>
     </w:lvl>
   </w:abstractNum>
-  <w:abstractNum w:abstractNumId="3" w15:restartNumberingAfterBreak="0">
+  <w:abstractNum w:abstractNumId="4" w15:restartNumberingAfterBreak="0">
     <w:nsid w:val="1C407C76"/>
     <w:multiLevelType w:val="multilevel"/>
     <w:tmpl w:val="32D4583A"/>
@@ -4515,7 +5287,7 @@
       </w:rPr>
     </w:lvl>
   </w:abstractNum>
-  <w:abstractNum w:abstractNumId="4" w15:restartNumberingAfterBreak="0">
+  <w:abstractNum w:abstractNumId="5" w15:restartNumberingAfterBreak="0">
     <w:nsid w:val="251B2AC3"/>
     <w:multiLevelType w:val="hybridMultilevel"/>
     <w:tmpl w:val="566E54B8"/>
@@ -4601,7 +5373,7 @@
       </w:pPr>
     </w:lvl>
   </w:abstractNum>
-  <w:abstractNum w:abstractNumId="5" w15:restartNumberingAfterBreak="0">
+  <w:abstractNum w:abstractNumId="6" w15:restartNumberingAfterBreak="0">
     <w:nsid w:val="26526392"/>
     <w:multiLevelType w:val="hybridMultilevel"/>
     <w:tmpl w:val="45EA9E80"/>
@@ -4687,7 +5459,305 @@
       </w:pPr>
     </w:lvl>
   </w:abstractNum>
-  <w:abstractNum w:abstractNumId="6" w15:restartNumberingAfterBreak="0">
+  <w:abstractNum w:abstractNumId="7" w15:restartNumberingAfterBreak="0">
+    <w:nsid w:val="2C7C5D33"/>
+    <w:multiLevelType w:val="multilevel"/>
+    <w:tmpl w:val="94A4DBD6"/>
+    <w:lvl w:ilvl="0">
+      <w:start w:val="1"/>
+      <w:numFmt w:val="bullet"/>
+      <w:lvlText w:val=""/>
+      <w:lvlJc w:val="left"/>
+      <w:pPr>
+        <w:tabs>
+          <w:tab w:val="num" w:pos="720"/>
+        </w:tabs>
+        <w:ind w:left="720" w:hanging="360"/>
+      </w:pPr>
+      <w:rPr>
+        <w:rFonts w:ascii="Symbol" w:hAnsi="Symbol" w:hint="default"/>
+        <w:sz w:val="20"/>
+      </w:rPr>
+    </w:lvl>
+    <w:lvl w:ilvl="1" w:tentative="1">
+      <w:start w:val="1"/>
+      <w:numFmt w:val="bullet"/>
+      <w:lvlText w:val=""/>
+      <w:lvlJc w:val="left"/>
+      <w:pPr>
+        <w:tabs>
+          <w:tab w:val="num" w:pos="1440"/>
+        </w:tabs>
+        <w:ind w:left="1440" w:hanging="360"/>
+      </w:pPr>
+      <w:rPr>
+        <w:rFonts w:ascii="Symbol" w:hAnsi="Symbol" w:hint="default"/>
+        <w:sz w:val="20"/>
+      </w:rPr>
+    </w:lvl>
+    <w:lvl w:ilvl="2" w:tentative="1">
+      <w:start w:val="1"/>
+      <w:numFmt w:val="bullet"/>
+      <w:lvlText w:val=""/>
+      <w:lvlJc w:val="left"/>
+      <w:pPr>
+        <w:tabs>
+          <w:tab w:val="num" w:pos="2160"/>
+        </w:tabs>
+        <w:ind w:left="2160" w:hanging="360"/>
+      </w:pPr>
+      <w:rPr>
+        <w:rFonts w:ascii="Symbol" w:hAnsi="Symbol" w:hint="default"/>
+        <w:sz w:val="20"/>
+      </w:rPr>
+    </w:lvl>
+    <w:lvl w:ilvl="3" w:tentative="1">
+      <w:start w:val="1"/>
+      <w:numFmt w:val="bullet"/>
+      <w:lvlText w:val=""/>
+      <w:lvlJc w:val="left"/>
+      <w:pPr>
+        <w:tabs>
+          <w:tab w:val="num" w:pos="2880"/>
+        </w:tabs>
+        <w:ind w:left="2880" w:hanging="360"/>
+      </w:pPr>
+      <w:rPr>
+        <w:rFonts w:ascii="Symbol" w:hAnsi="Symbol" w:hint="default"/>
+        <w:sz w:val="20"/>
+      </w:rPr>
+    </w:lvl>
+    <w:lvl w:ilvl="4" w:tentative="1">
+      <w:start w:val="1"/>
+      <w:numFmt w:val="bullet"/>
+      <w:lvlText w:val=""/>
+      <w:lvlJc w:val="left"/>
+      <w:pPr>
+        <w:tabs>
+          <w:tab w:val="num" w:pos="3600"/>
+        </w:tabs>
+        <w:ind w:left="3600" w:hanging="360"/>
+      </w:pPr>
+      <w:rPr>
+        <w:rFonts w:ascii="Symbol" w:hAnsi="Symbol" w:hint="default"/>
+        <w:sz w:val="20"/>
+      </w:rPr>
+    </w:lvl>
+    <w:lvl w:ilvl="5" w:tentative="1">
+      <w:start w:val="1"/>
+      <w:numFmt w:val="bullet"/>
+      <w:lvlText w:val=""/>
+      <w:lvlJc w:val="left"/>
+      <w:pPr>
+        <w:tabs>
+          <w:tab w:val="num" w:pos="4320"/>
+        </w:tabs>
+        <w:ind w:left="4320" w:hanging="360"/>
+      </w:pPr>
+      <w:rPr>
+        <w:rFonts w:ascii="Symbol" w:hAnsi="Symbol" w:hint="default"/>
+        <w:sz w:val="20"/>
+      </w:rPr>
+    </w:lvl>
+    <w:lvl w:ilvl="6" w:tentative="1">
+      <w:start w:val="1"/>
+      <w:numFmt w:val="bullet"/>
+      <w:lvlText w:val=""/>
+      <w:lvlJc w:val="left"/>
+      <w:pPr>
+        <w:tabs>
+          <w:tab w:val="num" w:pos="5040"/>
+        </w:tabs>
+        <w:ind w:left="5040" w:hanging="360"/>
+      </w:pPr>
+      <w:rPr>
+        <w:rFonts w:ascii="Symbol" w:hAnsi="Symbol" w:hint="default"/>
+        <w:sz w:val="20"/>
+      </w:rPr>
+    </w:lvl>
+    <w:lvl w:ilvl="7" w:tentative="1">
+      <w:start w:val="1"/>
+      <w:numFmt w:val="bullet"/>
+      <w:lvlText w:val=""/>
+      <w:lvlJc w:val="left"/>
+      <w:pPr>
+        <w:tabs>
+          <w:tab w:val="num" w:pos="5760"/>
+        </w:tabs>
+        <w:ind w:left="5760" w:hanging="360"/>
+      </w:pPr>
+      <w:rPr>
+        <w:rFonts w:ascii="Symbol" w:hAnsi="Symbol" w:hint="default"/>
+        <w:sz w:val="20"/>
+      </w:rPr>
+    </w:lvl>
+    <w:lvl w:ilvl="8" w:tentative="1">
+      <w:start w:val="1"/>
+      <w:numFmt w:val="bullet"/>
+      <w:lvlText w:val=""/>
+      <w:lvlJc w:val="left"/>
+      <w:pPr>
+        <w:tabs>
+          <w:tab w:val="num" w:pos="6480"/>
+        </w:tabs>
+        <w:ind w:left="6480" w:hanging="360"/>
+      </w:pPr>
+      <w:rPr>
+        <w:rFonts w:ascii="Symbol" w:hAnsi="Symbol" w:hint="default"/>
+        <w:sz w:val="20"/>
+      </w:rPr>
+    </w:lvl>
+  </w:abstractNum>
+  <w:abstractNum w:abstractNumId="8" w15:restartNumberingAfterBreak="0">
+    <w:nsid w:val="2C8D66D3"/>
+    <w:multiLevelType w:val="multilevel"/>
+    <w:tmpl w:val="F9443F2C"/>
+    <w:lvl w:ilvl="0">
+      <w:start w:val="1"/>
+      <w:numFmt w:val="bullet"/>
+      <w:lvlText w:val=""/>
+      <w:lvlJc w:val="left"/>
+      <w:pPr>
+        <w:tabs>
+          <w:tab w:val="num" w:pos="720"/>
+        </w:tabs>
+        <w:ind w:left="720" w:hanging="360"/>
+      </w:pPr>
+      <w:rPr>
+        <w:rFonts w:ascii="Symbol" w:hAnsi="Symbol" w:hint="default"/>
+        <w:sz w:val="20"/>
+      </w:rPr>
+    </w:lvl>
+    <w:lvl w:ilvl="1" w:tentative="1">
+      <w:start w:val="1"/>
+      <w:numFmt w:val="bullet"/>
+      <w:lvlText w:val=""/>
+      <w:lvlJc w:val="left"/>
+      <w:pPr>
+        <w:tabs>
+          <w:tab w:val="num" w:pos="1440"/>
+        </w:tabs>
+        <w:ind w:left="1440" w:hanging="360"/>
+      </w:pPr>
+      <w:rPr>
+        <w:rFonts w:ascii="Symbol" w:hAnsi="Symbol" w:hint="default"/>
+        <w:sz w:val="20"/>
+      </w:rPr>
+    </w:lvl>
+    <w:lvl w:ilvl="2" w:tentative="1">
+      <w:start w:val="1"/>
+      <w:numFmt w:val="bullet"/>
+      <w:lvlText w:val=""/>
+      <w:lvlJc w:val="left"/>
+      <w:pPr>
+        <w:tabs>
+          <w:tab w:val="num" w:pos="2160"/>
+        </w:tabs>
+        <w:ind w:left="2160" w:hanging="360"/>
+      </w:pPr>
+      <w:rPr>
+        <w:rFonts w:ascii="Symbol" w:hAnsi="Symbol" w:hint="default"/>
+        <w:sz w:val="20"/>
+      </w:rPr>
+    </w:lvl>
+    <w:lvl w:ilvl="3" w:tentative="1">
+      <w:start w:val="1"/>
+      <w:numFmt w:val="bullet"/>
+      <w:lvlText w:val=""/>
+      <w:lvlJc w:val="left"/>
+      <w:pPr>
+        <w:tabs>
+          <w:tab w:val="num" w:pos="2880"/>
+        </w:tabs>
+        <w:ind w:left="2880" w:hanging="360"/>
+      </w:pPr>
+      <w:rPr>
+        <w:rFonts w:ascii="Symbol" w:hAnsi="Symbol" w:hint="default"/>
+        <w:sz w:val="20"/>
+      </w:rPr>
+    </w:lvl>
+    <w:lvl w:ilvl="4" w:tentative="1">
+      <w:start w:val="1"/>
+      <w:numFmt w:val="bullet"/>
+      <w:lvlText w:val=""/>
+      <w:lvlJc w:val="left"/>
+      <w:pPr>
+        <w:tabs>
+          <w:tab w:val="num" w:pos="3600"/>
+        </w:tabs>
+        <w:ind w:left="3600" w:hanging="360"/>
+      </w:pPr>
+      <w:rPr>
+        <w:rFonts w:ascii="Symbol" w:hAnsi="Symbol" w:hint="default"/>
+        <w:sz w:val="20"/>
+      </w:rPr>
+    </w:lvl>
+    <w:lvl w:ilvl="5" w:tentative="1">
+      <w:start w:val="1"/>
+      <w:numFmt w:val="bullet"/>
+      <w:lvlText w:val=""/>
+      <w:lvlJc w:val="left"/>
+      <w:pPr>
+        <w:tabs>
+          <w:tab w:val="num" w:pos="4320"/>
+        </w:tabs>
+        <w:ind w:left="4320" w:hanging="360"/>
+      </w:pPr>
+      <w:rPr>
+        <w:rFonts w:ascii="Symbol" w:hAnsi="Symbol" w:hint="default"/>
+        <w:sz w:val="20"/>
+      </w:rPr>
+    </w:lvl>
+    <w:lvl w:ilvl="6" w:tentative="1">
+      <w:start w:val="1"/>
+      <w:numFmt w:val="bullet"/>
+      <w:lvlText w:val=""/>
+      <w:lvlJc w:val="left"/>
+      <w:pPr>
+        <w:tabs>
+          <w:tab w:val="num" w:pos="5040"/>
+        </w:tabs>
+        <w:ind w:left="5040" w:hanging="360"/>
+      </w:pPr>
+      <w:rPr>
+        <w:rFonts w:ascii="Symbol" w:hAnsi="Symbol" w:hint="default"/>
+        <w:sz w:val="20"/>
+      </w:rPr>
+    </w:lvl>
+    <w:lvl w:ilvl="7" w:tentative="1">
+      <w:start w:val="1"/>
+      <w:numFmt w:val="bullet"/>
+      <w:lvlText w:val=""/>
+      <w:lvlJc w:val="left"/>
+      <w:pPr>
+        <w:tabs>
+          <w:tab w:val="num" w:pos="5760"/>
+        </w:tabs>
+        <w:ind w:left="5760" w:hanging="360"/>
+      </w:pPr>
+      <w:rPr>
+        <w:rFonts w:ascii="Symbol" w:hAnsi="Symbol" w:hint="default"/>
+        <w:sz w:val="20"/>
+      </w:rPr>
+    </w:lvl>
+    <w:lvl w:ilvl="8" w:tentative="1">
+      <w:start w:val="1"/>
+      <w:numFmt w:val="bullet"/>
+      <w:lvlText w:val=""/>
+      <w:lvlJc w:val="left"/>
+      <w:pPr>
+        <w:tabs>
+          <w:tab w:val="num" w:pos="6480"/>
+        </w:tabs>
+        <w:ind w:left="6480" w:hanging="360"/>
+      </w:pPr>
+      <w:rPr>
+        <w:rFonts w:ascii="Symbol" w:hAnsi="Symbol" w:hint="default"/>
+        <w:sz w:val="20"/>
+      </w:rPr>
+    </w:lvl>
+  </w:abstractNum>
+  <w:abstractNum w:abstractNumId="9" w15:restartNumberingAfterBreak="0">
     <w:nsid w:val="2EA82BE1"/>
     <w:multiLevelType w:val="hybridMultilevel"/>
     <w:tmpl w:val="18D88D6E"/>
@@ -4773,7 +5843,7 @@
       </w:pPr>
     </w:lvl>
   </w:abstractNum>
-  <w:abstractNum w:abstractNumId="7" w15:restartNumberingAfterBreak="0">
+  <w:abstractNum w:abstractNumId="10" w15:restartNumberingAfterBreak="0">
     <w:nsid w:val="32A64B03"/>
     <w:multiLevelType w:val="hybridMultilevel"/>
     <w:tmpl w:val="D3666EAE"/>
@@ -4859,7 +5929,7 @@
       </w:pPr>
     </w:lvl>
   </w:abstractNum>
-  <w:abstractNum w:abstractNumId="8" w15:restartNumberingAfterBreak="0">
+  <w:abstractNum w:abstractNumId="11" w15:restartNumberingAfterBreak="0">
     <w:nsid w:val="3F6A75E5"/>
     <w:multiLevelType w:val="hybridMultilevel"/>
     <w:tmpl w:val="58DC4372"/>
@@ -4945,7 +6015,7 @@
       </w:pPr>
     </w:lvl>
   </w:abstractNum>
-  <w:abstractNum w:abstractNumId="9" w15:restartNumberingAfterBreak="0">
+  <w:abstractNum w:abstractNumId="12" w15:restartNumberingAfterBreak="0">
     <w:nsid w:val="42C65A0D"/>
     <w:multiLevelType w:val="hybridMultilevel"/>
     <w:tmpl w:val="F2CC352E"/>
@@ -5031,7 +6101,122 @@
       </w:pPr>
     </w:lvl>
   </w:abstractNum>
-  <w:abstractNum w:abstractNumId="10" w15:restartNumberingAfterBreak="0">
+  <w:abstractNum w:abstractNumId="13" w15:restartNumberingAfterBreak="0">
+    <w:nsid w:val="44232CBF"/>
+    <w:multiLevelType w:val="multilevel"/>
+    <w:tmpl w:val="389AD7CA"/>
+    <w:lvl w:ilvl="0">
+      <w:start w:val="1"/>
+      <w:numFmt w:val="decimal"/>
+      <w:lvlText w:val="%1)"/>
+      <w:lvlJc w:val="left"/>
+      <w:pPr>
+        <w:ind w:left="360" w:hanging="360"/>
+      </w:pPr>
+      <w:rPr>
+        <w:rFonts w:hint="default"/>
+      </w:rPr>
+    </w:lvl>
+    <w:lvl w:ilvl="1">
+      <w:start w:val="1"/>
+      <w:numFmt w:val="lowerLetter"/>
+      <w:pStyle w:val="Heading2"/>
+      <w:suff w:val="nothing"/>
+      <w:lvlText w:val="%2)"/>
+      <w:lvlJc w:val="left"/>
+      <w:pPr>
+        <w:ind w:left="0" w:firstLine="0"/>
+      </w:pPr>
+      <w:rPr>
+        <w:rFonts w:hint="default"/>
+      </w:rPr>
+    </w:lvl>
+    <w:lvl w:ilvl="2">
+      <w:start w:val="1"/>
+      <w:numFmt w:val="lowerRoman"/>
+      <w:lvlText w:val="%3)"/>
+      <w:lvlJc w:val="left"/>
+      <w:pPr>
+        <w:ind w:left="1080" w:hanging="360"/>
+      </w:pPr>
+      <w:rPr>
+        <w:rFonts w:hint="default"/>
+      </w:rPr>
+    </w:lvl>
+    <w:lvl w:ilvl="3">
+      <w:start w:val="1"/>
+      <w:numFmt w:val="decimal"/>
+      <w:lvlText w:val="(%4)"/>
+      <w:lvlJc w:val="left"/>
+      <w:pPr>
+        <w:ind w:left="1440" w:hanging="360"/>
+      </w:pPr>
+      <w:rPr>
+        <w:rFonts w:hint="default"/>
+      </w:rPr>
+    </w:lvl>
+    <w:lvl w:ilvl="4">
+      <w:start w:val="1"/>
+      <w:numFmt w:val="lowerLetter"/>
+      <w:lvlText w:val="(%5)"/>
+      <w:lvlJc w:val="left"/>
+      <w:pPr>
+        <w:ind w:left="1800" w:hanging="360"/>
+      </w:pPr>
+      <w:rPr>
+        <w:rFonts w:hint="default"/>
+      </w:rPr>
+    </w:lvl>
+    <w:lvl w:ilvl="5">
+      <w:start w:val="1"/>
+      <w:numFmt w:val="lowerRoman"/>
+      <w:lvlText w:val="(%6)"/>
+      <w:lvlJc w:val="left"/>
+      <w:pPr>
+        <w:ind w:left="2160" w:hanging="360"/>
+      </w:pPr>
+      <w:rPr>
+        <w:rFonts w:hint="default"/>
+      </w:rPr>
+    </w:lvl>
+    <w:lvl w:ilvl="6">
+      <w:start w:val="1"/>
+      <w:numFmt w:val="decimal"/>
+      <w:lvlText w:val="%7."/>
+      <w:lvlJc w:val="left"/>
+      <w:pPr>
+        <w:ind w:left="2520" w:hanging="360"/>
+      </w:pPr>
+      <w:rPr>
+        <w:rFonts w:hint="default"/>
+      </w:rPr>
+    </w:lvl>
+    <w:lvl w:ilvl="7">
+      <w:start w:val="1"/>
+      <w:numFmt w:val="lowerLetter"/>
+      <w:lvlText w:val="%8."/>
+      <w:lvlJc w:val="left"/>
+      <w:pPr>
+        <w:ind w:left="2880" w:hanging="360"/>
+      </w:pPr>
+      <w:rPr>
+        <w:rFonts w:hint="default"/>
+      </w:rPr>
+    </w:lvl>
+    <w:lvl w:ilvl="8">
+      <w:start w:val="1"/>
+      <w:numFmt w:val="lowerRoman"/>
+      <w:lvlText w:val="%9."/>
+      <w:lvlJc w:val="left"/>
+      <w:pPr>
+        <w:ind w:left="3240" w:hanging="360"/>
+      </w:pPr>
+      <w:rPr>
+        <w:rFonts w:hint="default"/>
+      </w:rPr>
+    </w:lvl>
+  </w:abstractNum>
+  <w:abstractNum w:abstractNumId="14" w15:restartNumberingAfterBreak="0">
     <w:nsid w:val="4DBB34AD"/>
     <w:multiLevelType w:val="hybridMultilevel"/>
     <w:tmpl w:val="2D7A0442"/>
@@ -5144,7 +6329,7 @@
       </w:rPr>
     </w:lvl>
   </w:abstractNum>
-  <w:abstractNum w:abstractNumId="11" w15:restartNumberingAfterBreak="0">
+  <w:abstractNum w:abstractNumId="15" w15:restartNumberingAfterBreak="0">
     <w:nsid w:val="557479F1"/>
     <w:multiLevelType w:val="hybridMultilevel"/>
     <w:tmpl w:val="BC127E84"/>
@@ -5230,7 +6415,7 @@
       </w:pPr>
     </w:lvl>
   </w:abstractNum>
-  <w:abstractNum w:abstractNumId="12" w15:restartNumberingAfterBreak="0">
+  <w:abstractNum w:abstractNumId="16" w15:restartNumberingAfterBreak="0">
     <w:nsid w:val="5AED79E5"/>
     <w:multiLevelType w:val="multilevel"/>
     <w:tmpl w:val="D29AE378"/>
@@ -5348,7 +6533,7 @@
       </w:rPr>
     </w:lvl>
   </w:abstractNum>
-  <w:abstractNum w:abstractNumId="13" w15:restartNumberingAfterBreak="0">
+  <w:abstractNum w:abstractNumId="17" w15:restartNumberingAfterBreak="0">
     <w:nsid w:val="65AB2CA9"/>
     <w:multiLevelType w:val="hybridMultilevel"/>
     <w:tmpl w:val="3120FED6"/>
@@ -5458,7 +6643,7 @@
       </w:rPr>
     </w:lvl>
   </w:abstractNum>
-  <w:abstractNum w:abstractNumId="14" w15:restartNumberingAfterBreak="0">
+  <w:abstractNum w:abstractNumId="18" w15:restartNumberingAfterBreak="0">
     <w:nsid w:val="760A421B"/>
     <w:multiLevelType w:val="hybridMultilevel"/>
     <w:tmpl w:val="7526C0FC"/>
@@ -5544,7 +6729,156 @@
       </w:pPr>
     </w:lvl>
   </w:abstractNum>
-  <w:abstractNum w:abstractNumId="15" w15:restartNumberingAfterBreak="0">
+  <w:abstractNum w:abstractNumId="19" w15:restartNumberingAfterBreak="0">
+    <w:nsid w:val="7BA411F7"/>
+    <w:multiLevelType w:val="multilevel"/>
+    <w:tmpl w:val="B15CB7BA"/>
+    <w:lvl w:ilvl="0">
+      <w:start w:val="1"/>
+      <w:numFmt w:val="bullet"/>
+      <w:lvlText w:val=""/>
+      <w:lvlJc w:val="left"/>
+      <w:pPr>
+        <w:tabs>
+          <w:tab w:val="num" w:pos="720"/>
+        </w:tabs>
+        <w:ind w:left="720" w:hanging="360"/>
+      </w:pPr>
+      <w:rPr>
+        <w:rFonts w:ascii="Symbol" w:hAnsi="Symbol" w:hint="default"/>
+        <w:sz w:val="20"/>
+      </w:rPr>
+    </w:lvl>
+    <w:lvl w:ilvl="1" w:tentative="1">
+      <w:start w:val="1"/>
+      <w:numFmt w:val="bullet"/>
+      <w:lvlText w:val=""/>
+      <w:lvlJc w:val="left"/>
+      <w:pPr>
+        <w:tabs>
+          <w:tab w:val="num" w:pos="1440"/>
+        </w:tabs>
+        <w:ind w:left="1440" w:hanging="360"/>
+      </w:pPr>
+      <w:rPr>
+        <w:rFonts w:ascii="Symbol" w:hAnsi="Symbol" w:hint="default"/>
+        <w:sz w:val="20"/>
+      </w:rPr>
+    </w:lvl>
+    <w:lvl w:ilvl="2" w:tentative="1">
+      <w:start w:val="1"/>
+      <w:numFmt w:val="bullet"/>
+      <w:lvlText w:val=""/>
+      <w:lvlJc w:val="left"/>
+      <w:pPr>
+        <w:tabs>
+          <w:tab w:val="num" w:pos="2160"/>
+        </w:tabs>
+        <w:ind w:left="2160" w:hanging="360"/>
+      </w:pPr>
+      <w:rPr>
+        <w:rFonts w:ascii="Symbol" w:hAnsi="Symbol" w:hint="default"/>
+        <w:sz w:val="20"/>
+      </w:rPr>
+    </w:lvl>
+    <w:lvl w:ilvl="3" w:tentative="1">
+      <w:start w:val="1"/>
+      <w:numFmt w:val="bullet"/>
+      <w:lvlText w:val=""/>
+      <w:lvlJc w:val="left"/>
+      <w:pPr>
+        <w:tabs>
+          <w:tab w:val="num" w:pos="2880"/>
+        </w:tabs>
+        <w:ind w:left="2880" w:hanging="360"/>
+      </w:pPr>
+      <w:rPr>
+        <w:rFonts w:ascii="Symbol" w:hAnsi="Symbol" w:hint="default"/>
+        <w:sz w:val="20"/>
+      </w:rPr>
+    </w:lvl>
+    <w:lvl w:ilvl="4" w:tentative="1">
+      <w:start w:val="1"/>
+      <w:numFmt w:val="bullet"/>
+      <w:lvlText w:val=""/>
+      <w:lvlJc w:val="left"/>
+      <w:pPr>
+        <w:tabs>
+          <w:tab w:val="num" w:pos="3600"/>
+        </w:tabs>
+        <w:ind w:left="3600" w:hanging="360"/>
+      </w:pPr>
+      <w:rPr>
+        <w:rFonts w:ascii="Symbol" w:hAnsi="Symbol" w:hint="default"/>
+        <w:sz w:val="20"/>
+      </w:rPr>
+    </w:lvl>
+    <w:lvl w:ilvl="5" w:tentative="1">
+      <w:start w:val="1"/>
+      <w:numFmt w:val="bullet"/>
+      <w:lvlText w:val=""/>
+      <w:lvlJc w:val="left"/>
+      <w:pPr>
+        <w:tabs>
+          <w:tab w:val="num" w:pos="4320"/>
+        </w:tabs>
+        <w:ind w:left="4320" w:hanging="360"/>
+      </w:pPr>
+      <w:rPr>
+        <w:rFonts w:ascii="Symbol" w:hAnsi="Symbol" w:hint="default"/>
+        <w:sz w:val="20"/>
+      </w:rPr>
+    </w:lvl>
+    <w:lvl w:ilvl="6" w:tentative="1">
+      <w:start w:val="1"/>
+      <w:numFmt w:val="bullet"/>
+      <w:lvlText w:val=""/>
+      <w:lvlJc w:val="left"/>
+      <w:pPr>
+        <w:tabs>
+          <w:tab w:val="num" w:pos="5040"/>
+        </w:tabs>
+        <w:ind w:left="5040" w:hanging="360"/>
+      </w:pPr>
+      <w:rPr>
+        <w:rFonts w:ascii="Symbol" w:hAnsi="Symbol" w:hint="default"/>
+        <w:sz w:val="20"/>
+      </w:rPr>
+    </w:lvl>
+    <w:lvl w:ilvl="7" w:tentative="1">
+      <w:start w:val="1"/>
+      <w:numFmt w:val="bullet"/>
+      <w:lvlText w:val=""/>
+      <w:lvlJc w:val="left"/>
+      <w:pPr>
+        <w:tabs>
+          <w:tab w:val="num" w:pos="5760"/>
+        </w:tabs>
+        <w:ind w:left="5760" w:hanging="360"/>
+      </w:pPr>
+      <w:rPr>
+        <w:rFonts w:ascii="Symbol" w:hAnsi="Symbol" w:hint="default"/>
+        <w:sz w:val="20"/>
+      </w:rPr>
+    </w:lvl>
+    <w:lvl w:ilvl="8" w:tentative="1">
+      <w:start w:val="1"/>
+      <w:numFmt w:val="bullet"/>
+      <w:lvlText w:val=""/>
+      <w:lvlJc w:val="left"/>
+      <w:pPr>
+        <w:tabs>
+          <w:tab w:val="num" w:pos="6480"/>
+        </w:tabs>
+        <w:ind w:left="6480" w:hanging="360"/>
+      </w:pPr>
+      <w:rPr>
+        <w:rFonts w:ascii="Symbol" w:hAnsi="Symbol" w:hint="default"/>
+        <w:sz w:val="20"/>
+      </w:rPr>
+    </w:lvl>
+  </w:abstractNum>
+  <w:abstractNum w:abstractNumId="20" w15:restartNumberingAfterBreak="0">
     <w:nsid w:val="7FD67C6B"/>
     <w:multiLevelType w:val="hybridMultilevel"/>
     <w:tmpl w:val="C386A61C"/>
@@ -5631,52 +6965,97 @@
     </w:lvl>
   </w:abstractNum>
   <w:num w:numId="1" w16cid:durableId="417407056">
-    <w:abstractNumId w:val="12"/>
+    <w:abstractNumId w:val="16"/>
   </w:num>
   <w:num w:numId="2" w16cid:durableId="112794220">
-    <w:abstractNumId w:val="10"/>
+    <w:abstractNumId w:val="14"/>
   </w:num>
   <w:num w:numId="3" w16cid:durableId="1269312856">
     <w:abstractNumId w:val="1"/>
   </w:num>
   <w:num w:numId="4" w16cid:durableId="242765712">
-    <w:abstractNumId w:val="13"/>
+    <w:abstractNumId w:val="17"/>
   </w:num>
   <w:num w:numId="5" w16cid:durableId="803891328">
+    <w:abstractNumId w:val="15"/>
+  </w:num>
+  <w:num w:numId="6" w16cid:durableId="1700737266">
+    <w:abstractNumId w:val="10"/>
+  </w:num>
+  <w:num w:numId="7" w16cid:durableId="313725385">
+    <w:abstractNumId w:val="18"/>
+  </w:num>
+  <w:num w:numId="8" w16cid:durableId="457526431">
+    <w:abstractNumId w:val="9"/>
+  </w:num>
+  <w:num w:numId="9" w16cid:durableId="961807834">
+    <w:abstractNumId w:val="5"/>
+  </w:num>
+  <w:num w:numId="10" w16cid:durableId="1409959885">
     <w:abstractNumId w:val="11"/>
   </w:num>
-  <w:num w:numId="6" w16cid:durableId="1700737266">
-    <w:abstractNumId w:val="7"/>
-  </w:num>
-  <w:num w:numId="7" w16cid:durableId="313725385">
-    <w:abstractNumId w:val="14"/>
-  </w:num>
-  <w:num w:numId="8" w16cid:durableId="457526431">
-    <w:abstractNumId w:val="6"/>
-  </w:num>
-  <w:num w:numId="9" w16cid:durableId="961807834">
-    <w:abstractNumId w:val="4"/>
-  </w:num>
-  <w:num w:numId="10" w16cid:durableId="1409959885">
-    <w:abstractNumId w:val="8"/>
-  </w:num>
   <w:num w:numId="11" w16cid:durableId="71243845">
-    <w:abstractNumId w:val="9"/>
+    <w:abstractNumId w:val="12"/>
   </w:num>
   <w:num w:numId="12" w16cid:durableId="1851797029">
-    <w:abstractNumId w:val="15"/>
+    <w:abstractNumId w:val="20"/>
   </w:num>
   <w:num w:numId="13" w16cid:durableId="874852905">
-    <w:abstractNumId w:val="2"/>
+    <w:abstractNumId w:val="3"/>
   </w:num>
   <w:num w:numId="14" w16cid:durableId="1096943820">
-    <w:abstractNumId w:val="5"/>
+    <w:abstractNumId w:val="6"/>
   </w:num>
   <w:num w:numId="15" w16cid:durableId="29838955">
     <w:abstractNumId w:val="0"/>
   </w:num>
   <w:num w:numId="16" w16cid:durableId="442188394">
-    <w:abstractNumId w:val="3"/>
+    <w:abstractNumId w:val="4"/>
+  </w:num>
+  <w:num w:numId="17" w16cid:durableId="169569328">
+    <w:abstractNumId w:val="19"/>
+  </w:num>
+  <w:num w:numId="18" w16cid:durableId="1817527640">
+    <w:abstractNumId w:val="8"/>
+  </w:num>
+  <w:num w:numId="19" w16cid:durableId="281116072">
+    <w:abstractNumId w:val="2"/>
+  </w:num>
+  <w:num w:numId="20" w16cid:durableId="686639173">
+    <w:abstractNumId w:val="7"/>
+  </w:num>
+  <w:num w:numId="21" w16cid:durableId="1955209376">
+    <w:abstractNumId w:val="13"/>
+  </w:num>
+  <w:num w:numId="22" w16cid:durableId="450327142">
+    <w:abstractNumId w:val="13"/>
+    <w:lvlOverride w:ilvl="0">
+      <w:startOverride w:val="1"/>
+    </w:lvlOverride>
+    <w:lvlOverride w:ilvl="1">
+      <w:startOverride w:val="1"/>
+    </w:lvlOverride>
+    <w:lvlOverride w:ilvl="2">
+      <w:startOverride w:val="1"/>
+    </w:lvlOverride>
+    <w:lvlOverride w:ilvl="3">
+      <w:startOverride w:val="1"/>
+    </w:lvlOverride>
+    <w:lvlOverride w:ilvl="4">
+      <w:startOverride w:val="1"/>
+    </w:lvlOverride>
+    <w:lvlOverride w:ilvl="5">
+      <w:startOverride w:val="1"/>
+    </w:lvlOverride>
+    <w:lvlOverride w:ilvl="6">
+      <w:startOverride w:val="1"/>
+    </w:lvlOverride>
+    <w:lvlOverride w:ilvl="7">
+      <w:startOverride w:val="1"/>
+    </w:lvlOverride>
+    <w:lvlOverride w:ilvl="8">
+      <w:startOverride w:val="1"/>
+    </w:lvlOverride>
   </w:num>
 </w:numbering>
 </file>
@@ -6090,7 +7469,7 @@
     <w:autoRedefine/>
     <w:uiPriority w:val="9"/>
     <w:qFormat/>
-    <w:rsid w:val="007A5C83"/>
+    <w:rsid w:val="00B372F9"/>
     <w:pPr>
       <w:keepNext/>
       <w:keepLines/>
@@ -6110,21 +7489,25 @@
     <w:basedOn w:val="Normal"/>
     <w:next w:val="Normal"/>
     <w:link w:val="Heading2Char"/>
+    <w:autoRedefine/>
     <w:uiPriority w:val="9"/>
-    <w:semiHidden/>
     <w:unhideWhenUsed/>
     <w:qFormat/>
-    <w:rsid w:val="006C77DF"/>
+    <w:rsid w:val="001218D5"/>
     <w:pPr>
       <w:keepNext/>
       <w:keepLines/>
+      <w:numPr>
+        <w:ilvl w:val="1"/>
+        <w:numId w:val="21"/>
+      </w:numPr>
       <w:spacing w:before="160" w:after="80"/>
       <w:outlineLvl w:val="1"/>
     </w:pPr>
     <w:rPr>
-      <w:rFonts w:asciiTheme="majorHAnsi" w:eastAsiaTheme="majorEastAsia" w:hAnsiTheme="majorHAnsi" w:cstheme="majorBidi"/>
-      <w:color w:val="0F4761" w:themeColor="accent1" w:themeShade="BF"/>
-      <w:sz w:val="32"/>
+      <w:rFonts w:eastAsiaTheme="majorEastAsia" w:cstheme="majorBidi"/>
+      <w:b/>
+      <w:bCs/>
       <w:szCs w:val="32"/>
     </w:rPr>
   </w:style>
@@ -6313,7 +7696,7 @@
     <w:basedOn w:val="DefaultParagraphFont"/>
     <w:link w:val="Heading1"/>
     <w:uiPriority w:val="9"/>
-    <w:rsid w:val="007A5C83"/>
+    <w:rsid w:val="00B372F9"/>
     <w:rPr>
       <w:rFonts w:eastAsiaTheme="majorEastAsia" w:cstheme="majorBidi"/>
       <w:szCs w:val="40"/>
@@ -6324,12 +7707,11 @@
     <w:basedOn w:val="DefaultParagraphFont"/>
     <w:link w:val="Heading2"/>
     <w:uiPriority w:val="9"/>
-    <w:semiHidden/>
-    <w:rsid w:val="006C77DF"/>
+    <w:rsid w:val="001218D5"/>
     <w:rPr>
-      <w:rFonts w:asciiTheme="majorHAnsi" w:eastAsiaTheme="majorEastAsia" w:hAnsiTheme="majorHAnsi" w:cstheme="majorBidi"/>
-      <w:color w:val="0F4761" w:themeColor="accent1" w:themeShade="BF"/>
-      <w:sz w:val="32"/>
+      <w:rFonts w:eastAsiaTheme="majorEastAsia" w:cstheme="majorBidi"/>
+      <w:b/>
+      <w:bCs/>
       <w:szCs w:val="32"/>
     </w:rPr>
   </w:style>

--- a/Spring_Interview/Spring_Boot_Interview_Questions.docx
+++ b/Spring_Interview/Spring_Boot_Interview_Questions.docx
@@ -67,13 +67,7 @@
     </w:p>
     <w:p>
       <w:r>
-        <w:t>A</w:t>
-      </w:r>
-      <w:r>
-        <w:t>ctuator</w:t>
-      </w:r>
-      <w:r>
-        <w:t xml:space="preserve"> m</w:t>
+        <w:t>Actuator m</w:t>
       </w:r>
       <w:r>
         <w:t>etri</w:t>
@@ -85,10 +79,7 @@
         <w:t>, Health Check and many features are designed for production ready application.</w:t>
       </w:r>
       <w:r>
-        <w:t xml:space="preserve"> </w:t>
-      </w:r>
-      <w:r>
-        <w:t>Monitoring without extra setup</w:t>
+        <w:t xml:space="preserve"> Monitoring without extra setup</w:t>
       </w:r>
       <w:r>
         <w:t>.</w:t>
@@ -416,18 +407,13 @@
         </w:rPr>
         <w:t>spring-boot-starter-</w:t>
       </w:r>
-      <w:proofErr w:type="gramStart"/>
       <w:r>
         <w:rPr>
           <w:b/>
           <w:bCs/>
         </w:rPr>
-        <w:t xml:space="preserve">parent </w:t>
-      </w:r>
-      <w:r>
-        <w:t>,</w:t>
-      </w:r>
-      <w:proofErr w:type="gramEnd"/>
+        <w:t>parent,</w:t>
+      </w:r>
       <w:r>
         <w:t xml:space="preserve"> is a special starter project that provides sensible defaults and centralized dependency management for Maven-based applications.</w:t>
       </w:r>
@@ -1215,11 +1201,9 @@
       <w:r>
         <w:t xml:space="preserve"> </w:t>
       </w:r>
-      <w:proofErr w:type="gramStart"/>
-      <w:r>
-        <w:t>The</w:t>
-      </w:r>
-      <w:proofErr w:type="gramEnd"/>
+      <w:r>
+        <w:t>the</w:t>
+      </w:r>
       <w:r>
         <w:t xml:space="preserve"> server (like Tomcat) acts as the Servlet Container and provides the critical infrastructure required for your web application to run</w:t>
       </w:r>
@@ -3919,8 +3903,6 @@
         <w:t>Field Injection</w:t>
       </w:r>
     </w:p>
-    <w:p/>
-    <w:p/>
     <w:p>
       <w:pPr>
         <w:pStyle w:val="Heading1"/>
@@ -7668,6 +7650,7 @@
   <w:style w:type="character" w:default="1" w:styleId="DefaultParagraphFont">
     <w:name w:val="Default Paragraph Font"/>
     <w:uiPriority w:val="1"/>
+    <w:semiHidden/>
     <w:unhideWhenUsed/>
   </w:style>
   <w:style w:type="table" w:default="1" w:styleId="TableNormal">
